--- a/mps-nivel-c/oficial/04_registros/AASP_CNJ/GCO-AASPCNJ01-001_Registro-de-Configuracao.docx
+++ b/mps-nivel-c/oficial/04_registros/AASP_CNJ/GCO-AASPCNJ01-001_Registro-de-Configuracao.docx
@@ -450,7 +450,7 @@
                 <w:i w:val="0"/>
                 <w:sz w:val="20"/>
               </w:rPr>
-              <w:t>Abraão Oliveira</w:t>
+              <w:t>Cezar Hiraki Velazquez</w:t>
             </w:r>
           </w:p>
         </w:tc>
@@ -541,7 +541,7 @@
           <w:i w:val="0"/>
           <w:sz w:val="22"/>
         </w:rPr>
-        <w:t>Registrar o gerenciamento de configuração do projeto: itens de configuração (ICs), estratégia de controle de versão, baselines e gestão de mudanças. Conforme ADAP-AASPCNJ01-001, o papel de responsável por GCO foi acumulado pelo Gerente de Projeto (Abraão Oliveira), dada a maturidade do controle de versão via Azure DevOps e GitFlow.</w:t>
+        <w:t>Registrar o gerenciamento de configuração do projeto: itens de configuração (ICs), estratégia de controle de versão, baselines e gestão de mudanças. Conforme ADAP-AASPCNJ01-001, o papel de responsável por GCO foi acumulado pelo Gerente de Projeto (Cezar Hiraki Velazquez), dada a maturidade do controle de versão via Azure DevOps e GitFlow.</w:t>
       </w:r>
     </w:p>
     <w:p>
@@ -3085,6 +3085,219 @@
         </w:pBdr>
       </w:pPr>
       <w:r>
+        <w:t>Evidências</w:t>
+      </w:r>
+    </w:p>
+    <w:p>
+      <w:pPr>
+        <w:pStyle w:val="ListBullet"/>
+        <w:spacing w:before="20" w:after="40"/>
+      </w:pPr>
+      <w:r>
+        <w:rPr>
+          <w:rFonts w:ascii="Courier New" w:hAnsi="Courier New"/>
+          <w:b w:val="0"/>
+          <w:i w:val="0"/>
+          <w:color w:val="333333"/>
+          <w:sz w:val="20"/>
+        </w:rPr>
+        <w:t>devops_cnj_branches.png</w:t>
+      </w:r>
+      <w:r>
+        <w:rPr>
+          <w:rFonts w:ascii="Calibri" w:hAnsi="Calibri"/>
+          <w:b w:val="0"/>
+          <w:i w:val="0"/>
+          <w:sz w:val="22"/>
+        </w:rPr>
+        <w:t xml:space="preserve"> — GitFlow no Azure DevOps — branches do repositório WorkersAndamentos</w:t>
+      </w:r>
+    </w:p>
+    <w:p>
+      <w:pPr>
+        <w:pStyle w:val="ListBullet"/>
+        <w:spacing w:before="20" w:after="40"/>
+      </w:pPr>
+      <w:r>
+        <w:rPr>
+          <w:rFonts w:ascii="Courier New" w:hAnsi="Courier New"/>
+          <w:b w:val="0"/>
+          <w:i w:val="0"/>
+          <w:color w:val="333333"/>
+          <w:sz w:val="20"/>
+        </w:rPr>
+        <w:t>devops_cnj_commits.png</w:t>
+      </w:r>
+      <w:r>
+        <w:rPr>
+          <w:rFonts w:ascii="Calibri" w:hAnsi="Calibri"/>
+          <w:b w:val="0"/>
+          <w:i w:val="0"/>
+          <w:sz w:val="22"/>
+        </w:rPr>
+        <w:t xml:space="preserve"> — Histórico de commits (Azure DevOps)</w:t>
+      </w:r>
+    </w:p>
+    <w:p>
+      <w:pPr>
+        <w:pStyle w:val="ListBullet"/>
+        <w:spacing w:before="20" w:after="40"/>
+      </w:pPr>
+      <w:r>
+        <w:rPr>
+          <w:rFonts w:ascii="Courier New" w:hAnsi="Courier New"/>
+          <w:b w:val="0"/>
+          <w:i w:val="0"/>
+          <w:color w:val="333333"/>
+          <w:sz w:val="20"/>
+        </w:rPr>
+        <w:t>devops_cnj_tags.png</w:t>
+      </w:r>
+      <w:r>
+        <w:rPr>
+          <w:rFonts w:ascii="Calibri" w:hAnsi="Calibri"/>
+          <w:b w:val="0"/>
+          <w:i w:val="0"/>
+          <w:sz w:val="22"/>
+        </w:rPr>
+        <w:t xml:space="preserve"> — Tags de baseline (v230/v240/v241)</w:t>
+      </w:r>
+    </w:p>
+    <w:p>
+      <w:pPr>
+        <w:pStyle w:val="ListBullet"/>
+        <w:spacing w:before="20" w:after="40"/>
+      </w:pPr>
+      <w:r>
+        <w:rPr>
+          <w:rFonts w:ascii="Courier New" w:hAnsi="Courier New"/>
+          <w:b w:val="0"/>
+          <w:i w:val="0"/>
+          <w:color w:val="333333"/>
+          <w:sz w:val="20"/>
+        </w:rPr>
+        <w:t>devops_cnj_estrutura.png</w:t>
+      </w:r>
+      <w:r>
+        <w:rPr>
+          <w:rFonts w:ascii="Calibri" w:hAnsi="Calibri"/>
+          <w:b w:val="0"/>
+          <w:i w:val="0"/>
+          <w:sz w:val="22"/>
+        </w:rPr>
+        <w:t xml:space="preserve"> — Estrutura do repositório WorkersAndamentos</w:t>
+      </w:r>
+    </w:p>
+    <w:p>
+      <w:pPr>
+        <w:pStyle w:val="ListBullet"/>
+        <w:spacing w:before="20" w:after="40"/>
+      </w:pPr>
+      <w:r>
+        <w:rPr>
+          <w:rFonts w:ascii="Courier New" w:hAnsi="Courier New"/>
+          <w:b w:val="0"/>
+          <w:i w:val="0"/>
+          <w:color w:val="333333"/>
+          <w:sz w:val="20"/>
+        </w:rPr>
+        <w:t>estrutura_WorkerAndamentos.png</w:t>
+      </w:r>
+      <w:r>
+        <w:rPr>
+          <w:rFonts w:ascii="Calibri" w:hAnsi="Calibri"/>
+          <w:b w:val="0"/>
+          <w:i w:val="0"/>
+          <w:sz w:val="22"/>
+        </w:rPr>
+        <w:t xml:space="preserve"> — Estrutura da solução WorkersAndamentos.sln</w:t>
+      </w:r>
+    </w:p>
+    <w:p>
+      <w:pPr>
+        <w:pStyle w:val="ListBullet"/>
+        <w:spacing w:before="20" w:after="40"/>
+      </w:pPr>
+      <w:r>
+        <w:rPr>
+          <w:rFonts w:ascii="Courier New" w:hAnsi="Courier New"/>
+          <w:b w:val="0"/>
+          <w:i w:val="0"/>
+          <w:color w:val="333333"/>
+          <w:sz w:val="20"/>
+        </w:rPr>
+        <w:t>gco-branches-gitflow.png</w:t>
+      </w:r>
+      <w:r>
+        <w:rPr>
+          <w:rFonts w:ascii="Calibri" w:hAnsi="Calibri"/>
+          <w:b w:val="0"/>
+          <w:i w:val="0"/>
+          <w:sz w:val="22"/>
+        </w:rPr>
+        <w:t xml:space="preserve"> — Modelo de branching GitFlow</w:t>
+      </w:r>
+    </w:p>
+    <w:p>
+      <w:pPr>
+        <w:pStyle w:val="ListBullet"/>
+        <w:spacing w:before="20" w:after="40"/>
+      </w:pPr>
+      <w:r>
+        <w:rPr>
+          <w:rFonts w:ascii="Courier New" w:hAnsi="Courier New"/>
+          <w:b w:val="0"/>
+          <w:i w:val="0"/>
+          <w:color w:val="333333"/>
+          <w:sz w:val="20"/>
+        </w:rPr>
+        <w:t>devops_cnj_pipeline_ci.png</w:t>
+      </w:r>
+      <w:r>
+        <w:rPr>
+          <w:rFonts w:ascii="Calibri" w:hAnsi="Calibri"/>
+          <w:b w:val="0"/>
+          <w:i w:val="0"/>
+          <w:sz w:val="22"/>
+        </w:rPr>
+        <w:t xml:space="preserve"> — Pipeline CI — testes e cobertura</w:t>
+      </w:r>
+    </w:p>
+    <w:p>
+      <w:pPr>
+        <w:pStyle w:val="ListBullet"/>
+        <w:spacing w:before="20" w:after="40"/>
+      </w:pPr>
+      <w:r>
+        <w:rPr>
+          <w:rFonts w:ascii="Courier New" w:hAnsi="Courier New"/>
+          <w:b w:val="0"/>
+          <w:i w:val="0"/>
+          <w:color w:val="333333"/>
+          <w:sz w:val="20"/>
+        </w:rPr>
+        <w:t>devops_cnj_pipeline_cicd.png</w:t>
+      </w:r>
+      <w:r>
+        <w:rPr>
+          <w:rFonts w:ascii="Calibri" w:hAnsi="Calibri"/>
+          <w:b w:val="0"/>
+          <w:i w:val="0"/>
+          <w:sz w:val="22"/>
+        </w:rPr>
+        <w:t xml:space="preserve"> — Pipeline CI/CD</w:t>
+      </w:r>
+    </w:p>
+    <w:p>
+      <w:pPr>
+        <w:pStyle w:val="Heading1"/>
+        <w:keepNext/>
+        <w:keepLines/>
+        <w:pBdr>
+          <w:bottom w:val="single" w:sz="4" w:space="2" w:color="D6E4F0"/>
+        </w:pBdr>
+      </w:pPr>
+      <w:r>
         <w:t>Histórico de revisões</w:t>
       </w:r>
     </w:p>
@@ -3327,6 +3540,342 @@
       <w:pPr>
         <w:spacing w:before="0" w:after="160"/>
       </w:pPr>
+    </w:p>
+    <w:p>
+      <w:pPr>
+        <w:pStyle w:val="Heading1"/>
+      </w:pPr>
+      <w:r>
+        <w:t>Evidências (anexos)</w:t>
+      </w:r>
+    </w:p>
+    <w:p>
+      <w:r>
+        <w:t>GitFlow no Azure DevOps — branches do repositório WorkersAndamentos</w:t>
+      </w:r>
+    </w:p>
+    <w:p>
+      <w:r>
+        <w:drawing>
+          <wp:inline xmlns:a="http://schemas.openxmlformats.org/drawingml/2006/main" xmlns:pic="http://schemas.openxmlformats.org/drawingml/2006/picture">
+            <wp:extent cx="5400000" cy="3278571"/>
+            <wp:docPr id="1" name="Picture 1"/>
+            <wp:cNvGraphicFramePr>
+              <a:graphicFrameLocks noChangeAspect="1"/>
+            </wp:cNvGraphicFramePr>
+            <a:graphic>
+              <a:graphicData uri="http://schemas.openxmlformats.org/drawingml/2006/picture">
+                <pic:pic>
+                  <pic:nvPicPr>
+                    <pic:cNvPr id="0" name="devops_cnj_branches.png"/>
+                    <pic:cNvPicPr/>
+                  </pic:nvPicPr>
+                  <pic:blipFill>
+                    <a:blip r:embed="rId13"/>
+                    <a:stretch>
+                      <a:fillRect/>
+                    </a:stretch>
+                  </pic:blipFill>
+                  <pic:spPr>
+                    <a:xfrm>
+                      <a:off x="0" y="0"/>
+                      <a:ext cx="5400000" cy="3278571"/>
+                    </a:xfrm>
+                    <a:prstGeom prst="rect"/>
+                  </pic:spPr>
+                </pic:pic>
+              </a:graphicData>
+            </a:graphic>
+          </wp:inline>
+        </w:drawing>
+      </w:r>
+    </w:p>
+    <w:p>
+      <w:r>
+        <w:t>Histórico de commits (Azure DevOps)</w:t>
+      </w:r>
+    </w:p>
+    <w:p>
+      <w:r>
+        <w:drawing>
+          <wp:inline xmlns:a="http://schemas.openxmlformats.org/drawingml/2006/main" xmlns:pic="http://schemas.openxmlformats.org/drawingml/2006/picture">
+            <wp:extent cx="5400000" cy="3278571"/>
+            <wp:docPr id="2" name="Picture 2"/>
+            <wp:cNvGraphicFramePr>
+              <a:graphicFrameLocks noChangeAspect="1"/>
+            </wp:cNvGraphicFramePr>
+            <a:graphic>
+              <a:graphicData uri="http://schemas.openxmlformats.org/drawingml/2006/picture">
+                <pic:pic>
+                  <pic:nvPicPr>
+                    <pic:cNvPr id="0" name="devops_cnj_commits.png"/>
+                    <pic:cNvPicPr/>
+                  </pic:nvPicPr>
+                  <pic:blipFill>
+                    <a:blip r:embed="rId14"/>
+                    <a:stretch>
+                      <a:fillRect/>
+                    </a:stretch>
+                  </pic:blipFill>
+                  <pic:spPr>
+                    <a:xfrm>
+                      <a:off x="0" y="0"/>
+                      <a:ext cx="5400000" cy="3278571"/>
+                    </a:xfrm>
+                    <a:prstGeom prst="rect"/>
+                  </pic:spPr>
+                </pic:pic>
+              </a:graphicData>
+            </a:graphic>
+          </wp:inline>
+        </w:drawing>
+      </w:r>
+    </w:p>
+    <w:p>
+      <w:r>
+        <w:t>Tags de baseline (v230/v240/v241)</w:t>
+      </w:r>
+    </w:p>
+    <w:p>
+      <w:r>
+        <w:drawing>
+          <wp:inline xmlns:a="http://schemas.openxmlformats.org/drawingml/2006/main" xmlns:pic="http://schemas.openxmlformats.org/drawingml/2006/picture">
+            <wp:extent cx="5400000" cy="3278571"/>
+            <wp:docPr id="3" name="Picture 3"/>
+            <wp:cNvGraphicFramePr>
+              <a:graphicFrameLocks noChangeAspect="1"/>
+            </wp:cNvGraphicFramePr>
+            <a:graphic>
+              <a:graphicData uri="http://schemas.openxmlformats.org/drawingml/2006/picture">
+                <pic:pic>
+                  <pic:nvPicPr>
+                    <pic:cNvPr id="0" name="devops_cnj_tags.png"/>
+                    <pic:cNvPicPr/>
+                  </pic:nvPicPr>
+                  <pic:blipFill>
+                    <a:blip r:embed="rId15"/>
+                    <a:stretch>
+                      <a:fillRect/>
+                    </a:stretch>
+                  </pic:blipFill>
+                  <pic:spPr>
+                    <a:xfrm>
+                      <a:off x="0" y="0"/>
+                      <a:ext cx="5400000" cy="3278571"/>
+                    </a:xfrm>
+                    <a:prstGeom prst="rect"/>
+                  </pic:spPr>
+                </pic:pic>
+              </a:graphicData>
+            </a:graphic>
+          </wp:inline>
+        </w:drawing>
+      </w:r>
+    </w:p>
+    <w:p>
+      <w:r>
+        <w:t>Estrutura do repositório WorkersAndamentos</w:t>
+      </w:r>
+    </w:p>
+    <w:p>
+      <w:r>
+        <w:drawing>
+          <wp:inline xmlns:a="http://schemas.openxmlformats.org/drawingml/2006/main" xmlns:pic="http://schemas.openxmlformats.org/drawingml/2006/picture">
+            <wp:extent cx="5400000" cy="3278571"/>
+            <wp:docPr id="4" name="Picture 4"/>
+            <wp:cNvGraphicFramePr>
+              <a:graphicFrameLocks noChangeAspect="1"/>
+            </wp:cNvGraphicFramePr>
+            <a:graphic>
+              <a:graphicData uri="http://schemas.openxmlformats.org/drawingml/2006/picture">
+                <pic:pic>
+                  <pic:nvPicPr>
+                    <pic:cNvPr id="0" name="devops_cnj_estrutura.png"/>
+                    <pic:cNvPicPr/>
+                  </pic:nvPicPr>
+                  <pic:blipFill>
+                    <a:blip r:embed="rId16"/>
+                    <a:stretch>
+                      <a:fillRect/>
+                    </a:stretch>
+                  </pic:blipFill>
+                  <pic:spPr>
+                    <a:xfrm>
+                      <a:off x="0" y="0"/>
+                      <a:ext cx="5400000" cy="3278571"/>
+                    </a:xfrm>
+                    <a:prstGeom prst="rect"/>
+                  </pic:spPr>
+                </pic:pic>
+              </a:graphicData>
+            </a:graphic>
+          </wp:inline>
+        </w:drawing>
+      </w:r>
+    </w:p>
+    <w:p>
+      <w:r>
+        <w:t>Estrutura da solução WorkersAndamentos.sln</w:t>
+      </w:r>
+    </w:p>
+    <w:p>
+      <w:r>
+        <w:drawing>
+          <wp:inline xmlns:a="http://schemas.openxmlformats.org/drawingml/2006/main" xmlns:pic="http://schemas.openxmlformats.org/drawingml/2006/picture">
+            <wp:extent cx="5400000" cy="12691837"/>
+            <wp:docPr id="5" name="Picture 5"/>
+            <wp:cNvGraphicFramePr>
+              <a:graphicFrameLocks noChangeAspect="1"/>
+            </wp:cNvGraphicFramePr>
+            <a:graphic>
+              <a:graphicData uri="http://schemas.openxmlformats.org/drawingml/2006/picture">
+                <pic:pic>
+                  <pic:nvPicPr>
+                    <pic:cNvPr id="0" name="estrutura_WorkerAndamentos.png"/>
+                    <pic:cNvPicPr/>
+                  </pic:nvPicPr>
+                  <pic:blipFill>
+                    <a:blip r:embed="rId17"/>
+                    <a:stretch>
+                      <a:fillRect/>
+                    </a:stretch>
+                  </pic:blipFill>
+                  <pic:spPr>
+                    <a:xfrm>
+                      <a:off x="0" y="0"/>
+                      <a:ext cx="5400000" cy="12691837"/>
+                    </a:xfrm>
+                    <a:prstGeom prst="rect"/>
+                  </pic:spPr>
+                </pic:pic>
+              </a:graphicData>
+            </a:graphic>
+          </wp:inline>
+        </w:drawing>
+      </w:r>
+    </w:p>
+    <w:p>
+      <w:r>
+        <w:t>Modelo de branching GitFlow</w:t>
+      </w:r>
+    </w:p>
+    <w:p>
+      <w:r>
+        <w:drawing>
+          <wp:inline xmlns:a="http://schemas.openxmlformats.org/drawingml/2006/main" xmlns:pic="http://schemas.openxmlformats.org/drawingml/2006/picture">
+            <wp:extent cx="5400000" cy="2403735"/>
+            <wp:docPr id="6" name="Picture 6"/>
+            <wp:cNvGraphicFramePr>
+              <a:graphicFrameLocks noChangeAspect="1"/>
+            </wp:cNvGraphicFramePr>
+            <a:graphic>
+              <a:graphicData uri="http://schemas.openxmlformats.org/drawingml/2006/picture">
+                <pic:pic>
+                  <pic:nvPicPr>
+                    <pic:cNvPr id="0" name="gco-branches-gitflow.png"/>
+                    <pic:cNvPicPr/>
+                  </pic:nvPicPr>
+                  <pic:blipFill>
+                    <a:blip r:embed="rId18"/>
+                    <a:stretch>
+                      <a:fillRect/>
+                    </a:stretch>
+                  </pic:blipFill>
+                  <pic:spPr>
+                    <a:xfrm>
+                      <a:off x="0" y="0"/>
+                      <a:ext cx="5400000" cy="2403735"/>
+                    </a:xfrm>
+                    <a:prstGeom prst="rect"/>
+                  </pic:spPr>
+                </pic:pic>
+              </a:graphicData>
+            </a:graphic>
+          </wp:inline>
+        </w:drawing>
+      </w:r>
+    </w:p>
+    <w:p>
+      <w:r>
+        <w:t>Pipeline CI — testes e cobertura</w:t>
+      </w:r>
+    </w:p>
+    <w:p>
+      <w:r>
+        <w:drawing>
+          <wp:inline xmlns:a="http://schemas.openxmlformats.org/drawingml/2006/main" xmlns:pic="http://schemas.openxmlformats.org/drawingml/2006/picture">
+            <wp:extent cx="5400000" cy="3278571"/>
+            <wp:docPr id="7" name="Picture 7"/>
+            <wp:cNvGraphicFramePr>
+              <a:graphicFrameLocks noChangeAspect="1"/>
+            </wp:cNvGraphicFramePr>
+            <a:graphic>
+              <a:graphicData uri="http://schemas.openxmlformats.org/drawingml/2006/picture">
+                <pic:pic>
+                  <pic:nvPicPr>
+                    <pic:cNvPr id="0" name="devops_cnj_pipeline_ci.png"/>
+                    <pic:cNvPicPr/>
+                  </pic:nvPicPr>
+                  <pic:blipFill>
+                    <a:blip r:embed="rId19"/>
+                    <a:stretch>
+                      <a:fillRect/>
+                    </a:stretch>
+                  </pic:blipFill>
+                  <pic:spPr>
+                    <a:xfrm>
+                      <a:off x="0" y="0"/>
+                      <a:ext cx="5400000" cy="3278571"/>
+                    </a:xfrm>
+                    <a:prstGeom prst="rect"/>
+                  </pic:spPr>
+                </pic:pic>
+              </a:graphicData>
+            </a:graphic>
+          </wp:inline>
+        </w:drawing>
+      </w:r>
+    </w:p>
+    <w:p>
+      <w:r>
+        <w:t>Pipeline CI/CD</w:t>
+      </w:r>
+    </w:p>
+    <w:p>
+      <w:r>
+        <w:drawing>
+          <wp:inline xmlns:a="http://schemas.openxmlformats.org/drawingml/2006/main" xmlns:pic="http://schemas.openxmlformats.org/drawingml/2006/picture">
+            <wp:extent cx="5400000" cy="3278571"/>
+            <wp:docPr id="8" name="Picture 8"/>
+            <wp:cNvGraphicFramePr>
+              <a:graphicFrameLocks noChangeAspect="1"/>
+            </wp:cNvGraphicFramePr>
+            <a:graphic>
+              <a:graphicData uri="http://schemas.openxmlformats.org/drawingml/2006/picture">
+                <pic:pic>
+                  <pic:nvPicPr>
+                    <pic:cNvPr id="0" name="devops_cnj_pipeline_cicd.png"/>
+                    <pic:cNvPicPr/>
+                  </pic:nvPicPr>
+                  <pic:blipFill>
+                    <a:blip r:embed="rId20"/>
+                    <a:stretch>
+                      <a:fillRect/>
+                    </a:stretch>
+                  </pic:blipFill>
+                  <pic:spPr>
+                    <a:xfrm>
+                      <a:off x="0" y="0"/>
+                      <a:ext cx="5400000" cy="3278571"/>
+                    </a:xfrm>
+                    <a:prstGeom prst="rect"/>
+                  </pic:spPr>
+                </pic:pic>
+              </a:graphicData>
+            </a:graphic>
+          </wp:inline>
+        </w:drawing>
+      </w:r>
     </w:p>
     <w:sectPr>
       <w:headerReference w:type="default" r:id="rId9"/>

--- a/mps-nivel-c/oficial/04_registros/AASP_CNJ/GCO-AASPCNJ01-001_Registro-de-Configuracao.docx
+++ b/mps-nivel-c/oficial/04_registros/AASP_CNJ/GCO-AASPCNJ01-001_Registro-de-Configuracao.docx
@@ -444,13 +444,7 @@
               <w:spacing w:before="40" w:after="40"/>
             </w:pPr>
             <w:r>
-              <w:rPr>
-                <w:rFonts w:ascii="Calibri" w:hAnsi="Calibri"/>
-                <w:b w:val="0"/>
-                <w:i w:val="0"/>
-                <w:sz w:val="20"/>
-              </w:rPr>
-              <w:t>Cezar Hiraki Velazquez</w:t>
+              <w:t>Abraão Oliveira</w:t>
             </w:r>
           </w:p>
         </w:tc>
@@ -541,7 +535,7 @@
           <w:i w:val="0"/>
           <w:sz w:val="22"/>
         </w:rPr>
-        <w:t>Registrar o gerenciamento de configuração do projeto: itens de configuração (ICs), estratégia de controle de versão, baselines e gestão de mudanças. Conforme ADAP-AASPCNJ01-001, o papel de responsável por GCO foi acumulado pelo Gerente de Projeto (Cezar Hiraki Velazquez), dada a maturidade do controle de versão via Azure DevOps e GitFlow.</w:t>
+        <w:t>Registrar o gerenciamento de configuração do projeto: itens de configuração (ICs), estratégia de controle de versão, baselines e gestão de mudanças. Conforme ADAP-AASPCNJ01-001, o papel de responsável por GCO foi acumulado pelo Gerente de Projeto (Abraão Oliveira), dada a maturidade do controle de versão via Azure DevOps e GitFlow.</w:t>
       </w:r>
     </w:p>
     <w:p>

--- a/mps-nivel-c/oficial/04_registros/AASP_CNJ/GCO-AASPCNJ01-001_Registro-de-Configuracao.docx
+++ b/mps-nivel-c/oficial/04_registros/AASP_CNJ/GCO-AASPCNJ01-001_Registro-de-Configuracao.docx
@@ -34,7 +34,7 @@
           <w:color w:val="555555"/>
           <w:sz w:val="20"/>
         </w:rPr>
-        <w:t>GCO-AASPCNJ01-001   ·   Versão Data   ·   11/06/2026   ·   Timeware Brasil</w:t>
+        <w:t>GCO-AASPCNJ01-001   ·   Versão 1.0   ·   11/06/2026   ·   Timeware Brasil</w:t>
       </w:r>
     </w:p>
     <w:p>

--- a/mps-nivel-c/oficial/04_registros/AASP_CNJ/GCO-AASPCNJ01-001_Registro-de-Configuracao.docx
+++ b/mps-nivel-c/oficial/04_registros/AASP_CNJ/GCO-AASPCNJ01-001_Registro-de-Configuracao.docx
@@ -2479,6 +2479,48 @@
           </w:p>
         </w:tc>
       </w:tr>
+      <w:tr>
+        <w:tc>
+          <w:tcPr>
+            <w:tcW w:type="dxa" w:w="2225"/>
+          </w:tcPr>
+          <w:p>
+            <w:r>
+              <w:t>BL-HOTFIX</w:t>
+            </w:r>
+          </w:p>
+        </w:tc>
+        <w:tc>
+          <w:tcPr>
+            <w:tcW w:type="dxa" w:w="2225"/>
+          </w:tcPr>
+          <w:p>
+            <w:r>
+              <w:t>Correção de contenção em homologação (pré-go-live): nullabilidade no consumidor da fila</w:t>
+            </w:r>
+          </w:p>
+        </w:tc>
+        <w:tc>
+          <w:tcPr>
+            <w:tcW w:type="dxa" w:w="2225"/>
+          </w:tcPr>
+          <w:p>
+            <w:r>
+              <w:t>v241 (referenciada nas atividades de GMUD)</w:t>
+            </w:r>
+          </w:p>
+        </w:tc>
+        <w:tc>
+          <w:tcPr>
+            <w:tcW w:type="dxa" w:w="2225"/>
+          </w:tcPr>
+          <w:p>
+            <w:r>
+              <w:t>IC-01</w:t>
+            </w:r>
+          </w:p>
+        </w:tc>
+      </w:tr>
     </w:tbl>
     <w:p>
       <w:pPr>

--- a/mps-nivel-c/oficial/04_registros/AASP_CNJ/GCO-AASPCNJ01-001_Registro-de-Configuracao.docx
+++ b/mps-nivel-c/oficial/04_registros/AASP_CNJ/GCO-AASPCNJ01-001_Registro-de-Configuracao.docx
@@ -2333,7 +2333,7 @@
                 <w:i w:val="0"/>
                 <w:sz w:val="20"/>
               </w:rPr>
-              <w:t>Tag de versão / GMUD (EPROC)</w:t>
+              <w:t>v230 (GMUD EPROC)</w:t>
             </w:r>
           </w:p>
         </w:tc>

--- a/mps-nivel-c/oficial/04_registros/AASP_CNJ/GCO-AASPCNJ01-001_Registro-de-Configuracao.docx
+++ b/mps-nivel-c/oficial/04_registros/AASP_CNJ/GCO-AASPCNJ01-001_Registro-de-Configuracao.docx
@@ -3071,17 +3071,8 @@
             </w:tcMar>
           </w:tcPr>
           <w:p>
-            <w:pPr>
-              <w:spacing w:before="40" w:after="40"/>
-            </w:pPr>
             <w:r>
-              <w:rPr>
-                <w:rFonts w:ascii="Calibri" w:hAnsi="Calibri"/>
-                <w:b w:val="0"/>
-                <w:i w:val="0"/>
-                <w:sz w:val="20"/>
-              </w:rPr>
-              <w:t>PR com no mínimo 1 revisor além do autor (ver REV-AASPCNJ01-001)</w:t>
+              <w:t>PR com no mínimo 1 revisor além do autor (ver REV-AASPCNJ01-001) (no Azure DevOps o merge exige aprovação de ≥1 revisor via branch policy)</w:t>
             </w:r>
           </w:p>
         </w:tc>

--- a/mps-nivel-c/oficial/04_registros/AASP_CNJ/GCO-AASPCNJ01-001_Registro-de-Configuracao.docx
+++ b/mps-nivel-c/oficial/04_registros/AASP_CNJ/GCO-AASPCNJ01-001_Registro-de-Configuracao.docx
@@ -734,7 +734,7 @@
                 <w:i w:val="0"/>
                 <w:sz w:val="20"/>
               </w:rPr>
-              <w:t xml:space="preserve">GitFlow — </w:t>
+              <w:t>GitFlow — feature/* e bugfix/* → develop; release → main; hotfix/* sobre a baseline de release publicada (homologação/produção)</w:t>
             </w:r>
             <w:r>
               <w:rPr>
@@ -744,7 +744,6 @@
                 <w:color w:val="333333"/>
                 <w:sz w:val="20"/>
               </w:rPr>
-              <w:t>feature/*</w:t>
             </w:r>
             <w:r>
               <w:rPr>
@@ -753,7 +752,6 @@
                 <w:i w:val="0"/>
                 <w:sz w:val="20"/>
               </w:rPr>
-              <w:t xml:space="preserve"> e </w:t>
             </w:r>
             <w:r>
               <w:rPr>
@@ -763,7 +761,6 @@
                 <w:color w:val="333333"/>
                 <w:sz w:val="20"/>
               </w:rPr>
-              <w:t>bugfix/*</w:t>
             </w:r>
             <w:r>
               <w:rPr>
@@ -772,7 +769,6 @@
                 <w:i w:val="0"/>
                 <w:sz w:val="20"/>
               </w:rPr>
-              <w:t xml:space="preserve"> → </w:t>
             </w:r>
             <w:r>
               <w:rPr>
@@ -782,7 +778,6 @@
                 <w:color w:val="333333"/>
                 <w:sz w:val="20"/>
               </w:rPr>
-              <w:t>develop</w:t>
             </w:r>
             <w:r>
               <w:rPr>
@@ -791,7 +786,6 @@
                 <w:i w:val="0"/>
                 <w:sz w:val="20"/>
               </w:rPr>
-              <w:t xml:space="preserve">; </w:t>
             </w:r>
             <w:r>
               <w:rPr>
@@ -801,7 +795,6 @@
                 <w:color w:val="333333"/>
                 <w:sz w:val="20"/>
               </w:rPr>
-              <w:t>release</w:t>
             </w:r>
             <w:r>
               <w:rPr>
@@ -810,7 +803,6 @@
                 <w:i w:val="0"/>
                 <w:sz w:val="20"/>
               </w:rPr>
-              <w:t xml:space="preserve"> → </w:t>
             </w:r>
             <w:r>
               <w:rPr>
@@ -820,7 +812,6 @@
                 <w:color w:val="333333"/>
                 <w:sz w:val="20"/>
               </w:rPr>
-              <w:t>main</w:t>
             </w:r>
             <w:r>
               <w:rPr>
@@ -829,7 +820,6 @@
                 <w:i w:val="0"/>
                 <w:sz w:val="20"/>
               </w:rPr>
-              <w:t xml:space="preserve">; </w:t>
             </w:r>
             <w:r>
               <w:rPr>
@@ -839,7 +829,6 @@
                 <w:color w:val="333333"/>
                 <w:sz w:val="20"/>
               </w:rPr>
-              <w:t>hotfix/*</w:t>
             </w:r>
             <w:r>
               <w:rPr>
@@ -848,7 +837,6 @@
                 <w:i w:val="0"/>
                 <w:sz w:val="20"/>
               </w:rPr>
-              <w:t xml:space="preserve"> a partir de </w:t>
             </w:r>
             <w:r>
               <w:rPr>
@@ -858,7 +846,6 @@
                 <w:color w:val="333333"/>
                 <w:sz w:val="20"/>
               </w:rPr>
-              <w:t>main</w:t>
             </w:r>
           </w:p>
         </w:tc>

--- a/mps-nivel-c/oficial/04_registros/AASP_CNJ/GCO-AASPCNJ01-001_Registro-de-Configuracao.docx
+++ b/mps-nivel-c/oficial/04_registros/AASP_CNJ/GCO-AASPCNJ01-001_Registro-de-Configuracao.docx
@@ -2877,7 +2877,7 @@
                 <w:color w:val="333333"/>
                 <w:sz w:val="20"/>
               </w:rPr>
-              <w:t>v240</w:t>
+              <w:t>v230, v240 e v241 referenciadas nas atividades de GMUD</w:t>
             </w:r>
             <w:r>
               <w:rPr>
@@ -2886,7 +2886,6 @@
                 <w:i w:val="0"/>
                 <w:sz w:val="20"/>
               </w:rPr>
-              <w:t xml:space="preserve"> referenciada nas atividades de GMUD</w:t>
             </w:r>
           </w:p>
         </w:tc>

--- a/mps-nivel-c/oficial/04_registros/AASP_CNJ/GCO-AASPCNJ01-001_Registro-de-Configuracao.docx
+++ b/mps-nivel-c/oficial/04_registros/AASP_CNJ/GCO-AASPCNJ01-001_Registro-de-Configuracao.docx
@@ -34,7 +34,7 @@
           <w:color w:val="555555"/>
           <w:sz w:val="20"/>
         </w:rPr>
-        <w:t>GCO-AASPCNJ01-001   ·   Versão Data   ·   11/06/2026   ·   Timeware Brasil</w:t>
+        <w:t>GCO-AASPCNJ01-001   ·   Versão 1.0   ·   11/06/2026   ·   Timeware Brasil</w:t>
       </w:r>
     </w:p>
     <w:p>
@@ -444,12 +444,6 @@
               <w:spacing w:before="40" w:after="40"/>
             </w:pPr>
             <w:r>
-              <w:rPr>
-                <w:rFonts w:ascii="Calibri" w:hAnsi="Calibri"/>
-                <w:b w:val="0"/>
-                <w:i w:val="0"/>
-                <w:sz w:val="20"/>
-              </w:rPr>
               <w:t>Abraão Oliveira</w:t>
             </w:r>
           </w:p>
@@ -740,7 +734,7 @@
                 <w:i w:val="0"/>
                 <w:sz w:val="20"/>
               </w:rPr>
-              <w:t xml:space="preserve">GitFlow — </w:t>
+              <w:t>GitFlow — feature/* e bugfix/* → develop; release → main; hotfix/* sobre a baseline de release publicada (homologação/produção)</w:t>
             </w:r>
             <w:r>
               <w:rPr>
@@ -750,7 +744,6 @@
                 <w:color w:val="333333"/>
                 <w:sz w:val="20"/>
               </w:rPr>
-              <w:t>feature/*</w:t>
             </w:r>
             <w:r>
               <w:rPr>
@@ -759,7 +752,6 @@
                 <w:i w:val="0"/>
                 <w:sz w:val="20"/>
               </w:rPr>
-              <w:t xml:space="preserve"> e </w:t>
             </w:r>
             <w:r>
               <w:rPr>
@@ -769,7 +761,6 @@
                 <w:color w:val="333333"/>
                 <w:sz w:val="20"/>
               </w:rPr>
-              <w:t>bugfix/*</w:t>
             </w:r>
             <w:r>
               <w:rPr>
@@ -778,7 +769,6 @@
                 <w:i w:val="0"/>
                 <w:sz w:val="20"/>
               </w:rPr>
-              <w:t xml:space="preserve"> → </w:t>
             </w:r>
             <w:r>
               <w:rPr>
@@ -788,7 +778,6 @@
                 <w:color w:val="333333"/>
                 <w:sz w:val="20"/>
               </w:rPr>
-              <w:t>develop</w:t>
             </w:r>
             <w:r>
               <w:rPr>
@@ -797,7 +786,6 @@
                 <w:i w:val="0"/>
                 <w:sz w:val="20"/>
               </w:rPr>
-              <w:t xml:space="preserve">; </w:t>
             </w:r>
             <w:r>
               <w:rPr>
@@ -807,7 +795,6 @@
                 <w:color w:val="333333"/>
                 <w:sz w:val="20"/>
               </w:rPr>
-              <w:t>release</w:t>
             </w:r>
             <w:r>
               <w:rPr>
@@ -816,7 +803,6 @@
                 <w:i w:val="0"/>
                 <w:sz w:val="20"/>
               </w:rPr>
-              <w:t xml:space="preserve"> → </w:t>
             </w:r>
             <w:r>
               <w:rPr>
@@ -826,7 +812,6 @@
                 <w:color w:val="333333"/>
                 <w:sz w:val="20"/>
               </w:rPr>
-              <w:t>main</w:t>
             </w:r>
             <w:r>
               <w:rPr>
@@ -835,7 +820,6 @@
                 <w:i w:val="0"/>
                 <w:sz w:val="20"/>
               </w:rPr>
-              <w:t xml:space="preserve">; </w:t>
             </w:r>
             <w:r>
               <w:rPr>
@@ -845,7 +829,6 @@
                 <w:color w:val="333333"/>
                 <w:sz w:val="20"/>
               </w:rPr>
-              <w:t>hotfix/*</w:t>
             </w:r>
             <w:r>
               <w:rPr>
@@ -854,7 +837,6 @@
                 <w:i w:val="0"/>
                 <w:sz w:val="20"/>
               </w:rPr>
-              <w:t xml:space="preserve"> a partir de </w:t>
             </w:r>
             <w:r>
               <w:rPr>
@@ -864,7 +846,6 @@
                 <w:color w:val="333333"/>
                 <w:sz w:val="20"/>
               </w:rPr>
-              <w:t>main</w:t>
             </w:r>
           </w:p>
         </w:tc>
@@ -2339,7 +2320,7 @@
                 <w:i w:val="0"/>
                 <w:sz w:val="20"/>
               </w:rPr>
-              <w:t>Tag de versão / GMUD (EPROC)</w:t>
+              <w:t>v230 (GMUD EPROC)</w:t>
             </w:r>
           </w:p>
         </w:tc>
@@ -2481,6 +2462,48 @@
                 <w:sz w:val="20"/>
               </w:rPr>
               <w:t>IC-01, IC-02, IC-03, IC-04</w:t>
+            </w:r>
+          </w:p>
+        </w:tc>
+      </w:tr>
+      <w:tr>
+        <w:tc>
+          <w:tcPr>
+            <w:tcW w:type="dxa" w:w="2225"/>
+          </w:tcPr>
+          <w:p>
+            <w:r>
+              <w:t>BL-HOTFIX</w:t>
+            </w:r>
+          </w:p>
+        </w:tc>
+        <w:tc>
+          <w:tcPr>
+            <w:tcW w:type="dxa" w:w="2225"/>
+          </w:tcPr>
+          <w:p>
+            <w:r>
+              <w:t>Correção de contenção em homologação (pré-go-live): nullabilidade no consumidor da fila</w:t>
+            </w:r>
+          </w:p>
+        </w:tc>
+        <w:tc>
+          <w:tcPr>
+            <w:tcW w:type="dxa" w:w="2225"/>
+          </w:tcPr>
+          <w:p>
+            <w:r>
+              <w:t>v241 (referenciada nas atividades de GMUD)</w:t>
+            </w:r>
+          </w:p>
+        </w:tc>
+        <w:tc>
+          <w:tcPr>
+            <w:tcW w:type="dxa" w:w="2225"/>
+          </w:tcPr>
+          <w:p>
+            <w:r>
+              <w:t>IC-01</w:t>
             </w:r>
           </w:p>
         </w:tc>
@@ -2854,7 +2877,7 @@
                 <w:color w:val="333333"/>
                 <w:sz w:val="20"/>
               </w:rPr>
-              <w:t>v240</w:t>
+              <w:t>v230, v240 e v241 referenciadas nas atividades de GMUD</w:t>
             </w:r>
             <w:r>
               <w:rPr>
@@ -2863,7 +2886,6 @@
                 <w:i w:val="0"/>
                 <w:sz w:val="20"/>
               </w:rPr>
-              <w:t xml:space="preserve"> referenciada nas atividades de GMUD</w:t>
             </w:r>
           </w:p>
         </w:tc>
@@ -3035,17 +3057,8 @@
             </w:tcMar>
           </w:tcPr>
           <w:p>
-            <w:pPr>
-              <w:spacing w:before="40" w:after="40"/>
-            </w:pPr>
             <w:r>
-              <w:rPr>
-                <w:rFonts w:ascii="Calibri" w:hAnsi="Calibri"/>
-                <w:b w:val="0"/>
-                <w:i w:val="0"/>
-                <w:sz w:val="20"/>
-              </w:rPr>
-              <w:t>PR com no mínimo 1 revisor além do autor (ver REV-AASPCNJ01-001)</w:t>
+              <w:t>PR com no mínimo 1 revisor além do autor (ver REV-AASPCNJ01-001) (no Azure DevOps o merge exige aprovação de ≥1 revisor via branch policy)</w:t>
             </w:r>
           </w:p>
         </w:tc>
@@ -3073,6 +3086,219 @@
           <w:sz w:val="22"/>
         </w:rPr>
         <w:t>A auditoria de configuração de encerramento será registrada no fechamento do projeto.</w:t>
+      </w:r>
+    </w:p>
+    <w:p>
+      <w:pPr>
+        <w:pStyle w:val="Heading1"/>
+        <w:keepNext/>
+        <w:keepLines/>
+        <w:pBdr>
+          <w:bottom w:val="single" w:sz="4" w:space="2" w:color="D6E4F0"/>
+        </w:pBdr>
+      </w:pPr>
+      <w:r>
+        <w:t>Evidências</w:t>
+      </w:r>
+    </w:p>
+    <w:p>
+      <w:pPr>
+        <w:pStyle w:val="ListBullet"/>
+        <w:spacing w:before="20" w:after="40"/>
+      </w:pPr>
+      <w:r>
+        <w:rPr>
+          <w:rFonts w:ascii="Courier New" w:hAnsi="Courier New"/>
+          <w:b w:val="0"/>
+          <w:i w:val="0"/>
+          <w:color w:val="333333"/>
+          <w:sz w:val="20"/>
+        </w:rPr>
+        <w:t>devops_cnj_branches.png</w:t>
+      </w:r>
+      <w:r>
+        <w:rPr>
+          <w:rFonts w:ascii="Calibri" w:hAnsi="Calibri"/>
+          <w:b w:val="0"/>
+          <w:i w:val="0"/>
+          <w:sz w:val="22"/>
+        </w:rPr>
+        <w:t xml:space="preserve"> — GitFlow no Azure DevOps — branches do repositório WorkersAndamentos</w:t>
+      </w:r>
+    </w:p>
+    <w:p>
+      <w:pPr>
+        <w:pStyle w:val="ListBullet"/>
+        <w:spacing w:before="20" w:after="40"/>
+      </w:pPr>
+      <w:r>
+        <w:rPr>
+          <w:rFonts w:ascii="Courier New" w:hAnsi="Courier New"/>
+          <w:b w:val="0"/>
+          <w:i w:val="0"/>
+          <w:color w:val="333333"/>
+          <w:sz w:val="20"/>
+        </w:rPr>
+        <w:t>devops_cnj_commits.png</w:t>
+      </w:r>
+      <w:r>
+        <w:rPr>
+          <w:rFonts w:ascii="Calibri" w:hAnsi="Calibri"/>
+          <w:b w:val="0"/>
+          <w:i w:val="0"/>
+          <w:sz w:val="22"/>
+        </w:rPr>
+        <w:t xml:space="preserve"> — Histórico de commits (Azure DevOps)</w:t>
+      </w:r>
+    </w:p>
+    <w:p>
+      <w:pPr>
+        <w:pStyle w:val="ListBullet"/>
+        <w:spacing w:before="20" w:after="40"/>
+      </w:pPr>
+      <w:r>
+        <w:rPr>
+          <w:rFonts w:ascii="Courier New" w:hAnsi="Courier New"/>
+          <w:b w:val="0"/>
+          <w:i w:val="0"/>
+          <w:color w:val="333333"/>
+          <w:sz w:val="20"/>
+        </w:rPr>
+        <w:t>devops_cnj_tags.png</w:t>
+      </w:r>
+      <w:r>
+        <w:rPr>
+          <w:rFonts w:ascii="Calibri" w:hAnsi="Calibri"/>
+          <w:b w:val="0"/>
+          <w:i w:val="0"/>
+          <w:sz w:val="22"/>
+        </w:rPr>
+        <w:t xml:space="preserve"> — Tags de baseline (v230/v240/v241)</w:t>
+      </w:r>
+    </w:p>
+    <w:p>
+      <w:pPr>
+        <w:pStyle w:val="ListBullet"/>
+        <w:spacing w:before="20" w:after="40"/>
+      </w:pPr>
+      <w:r>
+        <w:rPr>
+          <w:rFonts w:ascii="Courier New" w:hAnsi="Courier New"/>
+          <w:b w:val="0"/>
+          <w:i w:val="0"/>
+          <w:color w:val="333333"/>
+          <w:sz w:val="20"/>
+        </w:rPr>
+        <w:t>devops_cnj_estrutura.png</w:t>
+      </w:r>
+      <w:r>
+        <w:rPr>
+          <w:rFonts w:ascii="Calibri" w:hAnsi="Calibri"/>
+          <w:b w:val="0"/>
+          <w:i w:val="0"/>
+          <w:sz w:val="22"/>
+        </w:rPr>
+        <w:t xml:space="preserve"> — Estrutura do repositório WorkersAndamentos</w:t>
+      </w:r>
+    </w:p>
+    <w:p>
+      <w:pPr>
+        <w:pStyle w:val="ListBullet"/>
+        <w:spacing w:before="20" w:after="40"/>
+      </w:pPr>
+      <w:r>
+        <w:rPr>
+          <w:rFonts w:ascii="Courier New" w:hAnsi="Courier New"/>
+          <w:b w:val="0"/>
+          <w:i w:val="0"/>
+          <w:color w:val="333333"/>
+          <w:sz w:val="20"/>
+        </w:rPr>
+        <w:t>estrutura_WorkerAndamentos.png</w:t>
+      </w:r>
+      <w:r>
+        <w:rPr>
+          <w:rFonts w:ascii="Calibri" w:hAnsi="Calibri"/>
+          <w:b w:val="0"/>
+          <w:i w:val="0"/>
+          <w:sz w:val="22"/>
+        </w:rPr>
+        <w:t xml:space="preserve"> — Estrutura da solução WorkersAndamentos.sln</w:t>
+      </w:r>
+    </w:p>
+    <w:p>
+      <w:pPr>
+        <w:pStyle w:val="ListBullet"/>
+        <w:spacing w:before="20" w:after="40"/>
+      </w:pPr>
+      <w:r>
+        <w:rPr>
+          <w:rFonts w:ascii="Courier New" w:hAnsi="Courier New"/>
+          <w:b w:val="0"/>
+          <w:i w:val="0"/>
+          <w:color w:val="333333"/>
+          <w:sz w:val="20"/>
+        </w:rPr>
+        <w:t>gco-branches-gitflow.png</w:t>
+      </w:r>
+      <w:r>
+        <w:rPr>
+          <w:rFonts w:ascii="Calibri" w:hAnsi="Calibri"/>
+          <w:b w:val="0"/>
+          <w:i w:val="0"/>
+          <w:sz w:val="22"/>
+        </w:rPr>
+        <w:t xml:space="preserve"> — Modelo de branching GitFlow</w:t>
+      </w:r>
+    </w:p>
+    <w:p>
+      <w:pPr>
+        <w:pStyle w:val="ListBullet"/>
+        <w:spacing w:before="20" w:after="40"/>
+      </w:pPr>
+      <w:r>
+        <w:rPr>
+          <w:rFonts w:ascii="Courier New" w:hAnsi="Courier New"/>
+          <w:b w:val="0"/>
+          <w:i w:val="0"/>
+          <w:color w:val="333333"/>
+          <w:sz w:val="20"/>
+        </w:rPr>
+        <w:t>devops_cnj_pipeline_ci.png</w:t>
+      </w:r>
+      <w:r>
+        <w:rPr>
+          <w:rFonts w:ascii="Calibri" w:hAnsi="Calibri"/>
+          <w:b w:val="0"/>
+          <w:i w:val="0"/>
+          <w:sz w:val="22"/>
+        </w:rPr>
+        <w:t xml:space="preserve"> — Pipeline CI — testes e cobertura</w:t>
+      </w:r>
+    </w:p>
+    <w:p>
+      <w:pPr>
+        <w:pStyle w:val="ListBullet"/>
+        <w:spacing w:before="20" w:after="40"/>
+      </w:pPr>
+      <w:r>
+        <w:rPr>
+          <w:rFonts w:ascii="Courier New" w:hAnsi="Courier New"/>
+          <w:b w:val="0"/>
+          <w:i w:val="0"/>
+          <w:color w:val="333333"/>
+          <w:sz w:val="20"/>
+        </w:rPr>
+        <w:t>devops_cnj_pipeline_cicd.png</w:t>
+      </w:r>
+      <w:r>
+        <w:rPr>
+          <w:rFonts w:ascii="Calibri" w:hAnsi="Calibri"/>
+          <w:b w:val="0"/>
+          <w:i w:val="0"/>
+          <w:sz w:val="22"/>
+        </w:rPr>
+        <w:t xml:space="preserve"> — Pipeline CI/CD</w:t>
       </w:r>
     </w:p>
     <w:p>
@@ -3327,6 +3553,342 @@
       <w:pPr>
         <w:spacing w:before="0" w:after="160"/>
       </w:pPr>
+    </w:p>
+    <w:p>
+      <w:pPr>
+        <w:pStyle w:val="Heading1"/>
+      </w:pPr>
+      <w:r>
+        <w:t>Evidências (anexos)</w:t>
+      </w:r>
+    </w:p>
+    <w:p>
+      <w:r>
+        <w:t>GitFlow no Azure DevOps — branches do repositório WorkersAndamentos</w:t>
+      </w:r>
+    </w:p>
+    <w:p>
+      <w:r>
+        <w:drawing>
+          <wp:inline xmlns:a="http://schemas.openxmlformats.org/drawingml/2006/main" xmlns:pic="http://schemas.openxmlformats.org/drawingml/2006/picture">
+            <wp:extent cx="5400000" cy="3278571"/>
+            <wp:docPr id="1" name="Picture 1"/>
+            <wp:cNvGraphicFramePr>
+              <a:graphicFrameLocks noChangeAspect="1"/>
+            </wp:cNvGraphicFramePr>
+            <a:graphic>
+              <a:graphicData uri="http://schemas.openxmlformats.org/drawingml/2006/picture">
+                <pic:pic>
+                  <pic:nvPicPr>
+                    <pic:cNvPr id="0" name="devops_cnj_branches.png"/>
+                    <pic:cNvPicPr/>
+                  </pic:nvPicPr>
+                  <pic:blipFill>
+                    <a:blip r:embed="rId13"/>
+                    <a:stretch>
+                      <a:fillRect/>
+                    </a:stretch>
+                  </pic:blipFill>
+                  <pic:spPr>
+                    <a:xfrm>
+                      <a:off x="0" y="0"/>
+                      <a:ext cx="5400000" cy="3278571"/>
+                    </a:xfrm>
+                    <a:prstGeom prst="rect"/>
+                  </pic:spPr>
+                </pic:pic>
+              </a:graphicData>
+            </a:graphic>
+          </wp:inline>
+        </w:drawing>
+      </w:r>
+    </w:p>
+    <w:p>
+      <w:r>
+        <w:t>Histórico de commits (Azure DevOps)</w:t>
+      </w:r>
+    </w:p>
+    <w:p>
+      <w:r>
+        <w:drawing>
+          <wp:inline xmlns:a="http://schemas.openxmlformats.org/drawingml/2006/main" xmlns:pic="http://schemas.openxmlformats.org/drawingml/2006/picture">
+            <wp:extent cx="5400000" cy="3278571"/>
+            <wp:docPr id="2" name="Picture 2"/>
+            <wp:cNvGraphicFramePr>
+              <a:graphicFrameLocks noChangeAspect="1"/>
+            </wp:cNvGraphicFramePr>
+            <a:graphic>
+              <a:graphicData uri="http://schemas.openxmlformats.org/drawingml/2006/picture">
+                <pic:pic>
+                  <pic:nvPicPr>
+                    <pic:cNvPr id="0" name="devops_cnj_commits.png"/>
+                    <pic:cNvPicPr/>
+                  </pic:nvPicPr>
+                  <pic:blipFill>
+                    <a:blip r:embed="rId14"/>
+                    <a:stretch>
+                      <a:fillRect/>
+                    </a:stretch>
+                  </pic:blipFill>
+                  <pic:spPr>
+                    <a:xfrm>
+                      <a:off x="0" y="0"/>
+                      <a:ext cx="5400000" cy="3278571"/>
+                    </a:xfrm>
+                    <a:prstGeom prst="rect"/>
+                  </pic:spPr>
+                </pic:pic>
+              </a:graphicData>
+            </a:graphic>
+          </wp:inline>
+        </w:drawing>
+      </w:r>
+    </w:p>
+    <w:p>
+      <w:r>
+        <w:t>Tags de baseline (v230/v240/v241)</w:t>
+      </w:r>
+    </w:p>
+    <w:p>
+      <w:r>
+        <w:drawing>
+          <wp:inline xmlns:a="http://schemas.openxmlformats.org/drawingml/2006/main" xmlns:pic="http://schemas.openxmlformats.org/drawingml/2006/picture">
+            <wp:extent cx="5400000" cy="3278571"/>
+            <wp:docPr id="3" name="Picture 3"/>
+            <wp:cNvGraphicFramePr>
+              <a:graphicFrameLocks noChangeAspect="1"/>
+            </wp:cNvGraphicFramePr>
+            <a:graphic>
+              <a:graphicData uri="http://schemas.openxmlformats.org/drawingml/2006/picture">
+                <pic:pic>
+                  <pic:nvPicPr>
+                    <pic:cNvPr id="0" name="devops_cnj_tags.png"/>
+                    <pic:cNvPicPr/>
+                  </pic:nvPicPr>
+                  <pic:blipFill>
+                    <a:blip r:embed="rId15"/>
+                    <a:stretch>
+                      <a:fillRect/>
+                    </a:stretch>
+                  </pic:blipFill>
+                  <pic:spPr>
+                    <a:xfrm>
+                      <a:off x="0" y="0"/>
+                      <a:ext cx="5400000" cy="3278571"/>
+                    </a:xfrm>
+                    <a:prstGeom prst="rect"/>
+                  </pic:spPr>
+                </pic:pic>
+              </a:graphicData>
+            </a:graphic>
+          </wp:inline>
+        </w:drawing>
+      </w:r>
+    </w:p>
+    <w:p>
+      <w:r>
+        <w:t>Estrutura do repositório WorkersAndamentos</w:t>
+      </w:r>
+    </w:p>
+    <w:p>
+      <w:r>
+        <w:drawing>
+          <wp:inline xmlns:a="http://schemas.openxmlformats.org/drawingml/2006/main" xmlns:pic="http://schemas.openxmlformats.org/drawingml/2006/picture">
+            <wp:extent cx="5400000" cy="3278571"/>
+            <wp:docPr id="4" name="Picture 4"/>
+            <wp:cNvGraphicFramePr>
+              <a:graphicFrameLocks noChangeAspect="1"/>
+            </wp:cNvGraphicFramePr>
+            <a:graphic>
+              <a:graphicData uri="http://schemas.openxmlformats.org/drawingml/2006/picture">
+                <pic:pic>
+                  <pic:nvPicPr>
+                    <pic:cNvPr id="0" name="devops_cnj_estrutura.png"/>
+                    <pic:cNvPicPr/>
+                  </pic:nvPicPr>
+                  <pic:blipFill>
+                    <a:blip r:embed="rId16"/>
+                    <a:stretch>
+                      <a:fillRect/>
+                    </a:stretch>
+                  </pic:blipFill>
+                  <pic:spPr>
+                    <a:xfrm>
+                      <a:off x="0" y="0"/>
+                      <a:ext cx="5400000" cy="3278571"/>
+                    </a:xfrm>
+                    <a:prstGeom prst="rect"/>
+                  </pic:spPr>
+                </pic:pic>
+              </a:graphicData>
+            </a:graphic>
+          </wp:inline>
+        </w:drawing>
+      </w:r>
+    </w:p>
+    <w:p>
+      <w:r>
+        <w:t>Estrutura da solução WorkersAndamentos.sln</w:t>
+      </w:r>
+    </w:p>
+    <w:p>
+      <w:r>
+        <w:drawing>
+          <wp:inline xmlns:a="http://schemas.openxmlformats.org/drawingml/2006/main" xmlns:pic="http://schemas.openxmlformats.org/drawingml/2006/picture">
+            <wp:extent cx="5400000" cy="12691837"/>
+            <wp:docPr id="5" name="Picture 5"/>
+            <wp:cNvGraphicFramePr>
+              <a:graphicFrameLocks noChangeAspect="1"/>
+            </wp:cNvGraphicFramePr>
+            <a:graphic>
+              <a:graphicData uri="http://schemas.openxmlformats.org/drawingml/2006/picture">
+                <pic:pic>
+                  <pic:nvPicPr>
+                    <pic:cNvPr id="0" name="estrutura_WorkerAndamentos.png"/>
+                    <pic:cNvPicPr/>
+                  </pic:nvPicPr>
+                  <pic:blipFill>
+                    <a:blip r:embed="rId17"/>
+                    <a:stretch>
+                      <a:fillRect/>
+                    </a:stretch>
+                  </pic:blipFill>
+                  <pic:spPr>
+                    <a:xfrm>
+                      <a:off x="0" y="0"/>
+                      <a:ext cx="5400000" cy="12691837"/>
+                    </a:xfrm>
+                    <a:prstGeom prst="rect"/>
+                  </pic:spPr>
+                </pic:pic>
+              </a:graphicData>
+            </a:graphic>
+          </wp:inline>
+        </w:drawing>
+      </w:r>
+    </w:p>
+    <w:p>
+      <w:r>
+        <w:t>Modelo de branching GitFlow</w:t>
+      </w:r>
+    </w:p>
+    <w:p>
+      <w:r>
+        <w:drawing>
+          <wp:inline xmlns:a="http://schemas.openxmlformats.org/drawingml/2006/main" xmlns:pic="http://schemas.openxmlformats.org/drawingml/2006/picture">
+            <wp:extent cx="5400000" cy="2403735"/>
+            <wp:docPr id="6" name="Picture 6"/>
+            <wp:cNvGraphicFramePr>
+              <a:graphicFrameLocks noChangeAspect="1"/>
+            </wp:cNvGraphicFramePr>
+            <a:graphic>
+              <a:graphicData uri="http://schemas.openxmlformats.org/drawingml/2006/picture">
+                <pic:pic>
+                  <pic:nvPicPr>
+                    <pic:cNvPr id="0" name="gco-branches-gitflow.png"/>
+                    <pic:cNvPicPr/>
+                  </pic:nvPicPr>
+                  <pic:blipFill>
+                    <a:blip r:embed="rId18"/>
+                    <a:stretch>
+                      <a:fillRect/>
+                    </a:stretch>
+                  </pic:blipFill>
+                  <pic:spPr>
+                    <a:xfrm>
+                      <a:off x="0" y="0"/>
+                      <a:ext cx="5400000" cy="2403735"/>
+                    </a:xfrm>
+                    <a:prstGeom prst="rect"/>
+                  </pic:spPr>
+                </pic:pic>
+              </a:graphicData>
+            </a:graphic>
+          </wp:inline>
+        </w:drawing>
+      </w:r>
+    </w:p>
+    <w:p>
+      <w:r>
+        <w:t>Pipeline CI — testes e cobertura</w:t>
+      </w:r>
+    </w:p>
+    <w:p>
+      <w:r>
+        <w:drawing>
+          <wp:inline xmlns:a="http://schemas.openxmlformats.org/drawingml/2006/main" xmlns:pic="http://schemas.openxmlformats.org/drawingml/2006/picture">
+            <wp:extent cx="5400000" cy="3278571"/>
+            <wp:docPr id="7" name="Picture 7"/>
+            <wp:cNvGraphicFramePr>
+              <a:graphicFrameLocks noChangeAspect="1"/>
+            </wp:cNvGraphicFramePr>
+            <a:graphic>
+              <a:graphicData uri="http://schemas.openxmlformats.org/drawingml/2006/picture">
+                <pic:pic>
+                  <pic:nvPicPr>
+                    <pic:cNvPr id="0" name="devops_cnj_pipeline_ci.png"/>
+                    <pic:cNvPicPr/>
+                  </pic:nvPicPr>
+                  <pic:blipFill>
+                    <a:blip r:embed="rId19"/>
+                    <a:stretch>
+                      <a:fillRect/>
+                    </a:stretch>
+                  </pic:blipFill>
+                  <pic:spPr>
+                    <a:xfrm>
+                      <a:off x="0" y="0"/>
+                      <a:ext cx="5400000" cy="3278571"/>
+                    </a:xfrm>
+                    <a:prstGeom prst="rect"/>
+                  </pic:spPr>
+                </pic:pic>
+              </a:graphicData>
+            </a:graphic>
+          </wp:inline>
+        </w:drawing>
+      </w:r>
+    </w:p>
+    <w:p>
+      <w:r>
+        <w:t>Pipeline CI/CD</w:t>
+      </w:r>
+    </w:p>
+    <w:p>
+      <w:r>
+        <w:drawing>
+          <wp:inline xmlns:a="http://schemas.openxmlformats.org/drawingml/2006/main" xmlns:pic="http://schemas.openxmlformats.org/drawingml/2006/picture">
+            <wp:extent cx="5400000" cy="3278571"/>
+            <wp:docPr id="8" name="Picture 8"/>
+            <wp:cNvGraphicFramePr>
+              <a:graphicFrameLocks noChangeAspect="1"/>
+            </wp:cNvGraphicFramePr>
+            <a:graphic>
+              <a:graphicData uri="http://schemas.openxmlformats.org/drawingml/2006/picture">
+                <pic:pic>
+                  <pic:nvPicPr>
+                    <pic:cNvPr id="0" name="devops_cnj_pipeline_cicd.png"/>
+                    <pic:cNvPicPr/>
+                  </pic:nvPicPr>
+                  <pic:blipFill>
+                    <a:blip r:embed="rId20"/>
+                    <a:stretch>
+                      <a:fillRect/>
+                    </a:stretch>
+                  </pic:blipFill>
+                  <pic:spPr>
+                    <a:xfrm>
+                      <a:off x="0" y="0"/>
+                      <a:ext cx="5400000" cy="3278571"/>
+                    </a:xfrm>
+                    <a:prstGeom prst="rect"/>
+                  </pic:spPr>
+                </pic:pic>
+              </a:graphicData>
+            </a:graphic>
+          </wp:inline>
+        </w:drawing>
+      </w:r>
     </w:p>
     <w:sectPr>
       <w:headerReference w:type="default" r:id="rId9"/>

--- a/mps-nivel-c/oficial/04_registros/AASP_CNJ/GCO-AASPCNJ01-001_Registro-de-Configuracao.docx
+++ b/mps-nivel-c/oficial/04_registros/AASP_CNJ/GCO-AASPCNJ01-001_Registro-de-Configuracao.docx
@@ -34,7 +34,7 @@
           <w:color w:val="555555"/>
           <w:sz w:val="20"/>
         </w:rPr>
-        <w:t>GCO-AASPCNJ01-001   ·   Versão 1.0   ·   11/06/2026   ·   Timeware Brasil</w:t>
+        <w:t>GCO-AASPCNJ01-001   ·   Versão 1.1   ·   17/06/2026   ·   Timeware Brasil</w:t>
       </w:r>
     </w:p>
     <w:p>
@@ -535,7 +535,7 @@
           <w:i w:val="0"/>
           <w:sz w:val="22"/>
         </w:rPr>
-        <w:t>Registrar o gerenciamento de configuração do projeto: itens de configuração (ICs), estratégia de controle de versão, baselines e gestão de mudanças. Conforme ADAP-AASPCNJ01-001, o papel de responsável por GCO foi acumulado pelo Gerente de Projeto (Abraão Oliveira), dada a maturidade do controle de versão via Azure DevOps e GitFlow.</w:t>
+        <w:t>Registrar o gerenciamento de configuração do projeto: itens de configuração (ICs), estratégia de controle de versão, baselines e gestão de mudanças. Conforme ADAP-AASPCNJ01-001, o papel de responsável por GCO foi acumulado pelo Gerente de Projeto (Abraão Oliveira), dada a maturidade do controle de versão via GitLab e GitFlow.</w:t>
       </w:r>
     </w:p>
     <w:p>
@@ -679,7 +679,7 @@
                 <w:i w:val="0"/>
                 <w:sz w:val="20"/>
               </w:rPr>
-              <w:t>Azure DevOps (controle de versão e pipeline CI/CD)</w:t>
+              <w:t>GitLab (controle de versão e pipeline CI/CD)</w:t>
             </w:r>
           </w:p>
         </w:tc>
@@ -951,7 +951,7 @@
                 <w:i w:val="0"/>
                 <w:sz w:val="20"/>
               </w:rPr>
-              <w:t>Aprovação de PR</w:t>
+              <w:t>Aprovação de MR</w:t>
             </w:r>
           </w:p>
         </w:tc>
@@ -1155,7 +1155,7 @@
                 <w:i w:val="0"/>
                 <w:sz w:val="20"/>
               </w:rPr>
-              <w:t>Coleções Postman da API CNJ e scripts de banco versionados no Azure DevOps</w:t>
+              <w:t>Coleções Postman da API CNJ e scripts de banco versionados no GitLab</w:t>
             </w:r>
           </w:p>
         </w:tc>
@@ -1415,7 +1415,7 @@
                 <w:i w:val="0"/>
                 <w:sz w:val="20"/>
               </w:rPr>
-              <w:t>Azure DevOps — repositório WorkerAndamentos</w:t>
+              <w:t>GitLab — repositório WorkerAndamentos</w:t>
             </w:r>
           </w:p>
         </w:tc>
@@ -1520,7 +1520,7 @@
                 <w:i w:val="0"/>
                 <w:sz w:val="20"/>
               </w:rPr>
-              <w:t>Azure DevOps — repositório CapturaServer</w:t>
+              <w:t>GitLab — repositório CapturaServer</w:t>
             </w:r>
           </w:p>
         </w:tc>
@@ -1629,7 +1629,7 @@
                 <w:i w:val="0"/>
                 <w:sz w:val="20"/>
               </w:rPr>
-              <w:t>Azure DevOps — repositório AndamentosProcessuais</w:t>
+              <w:t>GitLab — repositório AndamentosProcessuais</w:t>
             </w:r>
           </w:p>
         </w:tc>
@@ -1734,7 +1734,7 @@
                 <w:i w:val="0"/>
                 <w:sz w:val="20"/>
               </w:rPr>
-              <w:t xml:space="preserve">Azure DevOps — pasta </w:t>
+              <w:t xml:space="preserve">GitLab — pasta </w:t>
             </w:r>
             <w:r>
               <w:rPr>
@@ -1967,7 +1967,7 @@
                 <w:i w:val="0"/>
                 <w:sz w:val="20"/>
               </w:rPr>
-              <w:t xml:space="preserve">Azure DevOps — pasta </w:t>
+              <w:t xml:space="preserve">GitLab — pasta </w:t>
             </w:r>
             <w:r>
               <w:rPr>
@@ -2734,7 +2734,7 @@
                 <w:i w:val="0"/>
                 <w:sz w:val="20"/>
               </w:rPr>
-              <w:t>ICs versionados no Azure DevOps</w:t>
+              <w:t>ICs versionados no GitLab</w:t>
             </w:r>
           </w:p>
         </w:tc>
@@ -3058,7 +3058,7 @@
           </w:tcPr>
           <w:p>
             <w:r>
-              <w:t>PR com no mínimo 1 revisor além do autor (ver REV-AASPCNJ01-001) (no Azure DevOps o merge exige aprovação de ≥1 revisor via branch policy)</w:t>
+              <w:t>MR com no mínimo 1 revisor além do autor (ver REV-AASPCNJ01-001) (no GitLab o merge exige aprovação de ≥1 revisor via branch policy)</w:t>
             </w:r>
           </w:p>
         </w:tc>
@@ -3104,201 +3104,41 @@
     <w:p>
       <w:pPr>
         <w:pStyle w:val="ListBullet"/>
-        <w:spacing w:before="20" w:after="40"/>
       </w:pPr>
       <w:r>
-        <w:rPr>
-          <w:rFonts w:ascii="Courier New" w:hAnsi="Courier New"/>
-          <w:b w:val="0"/>
-          <w:i w:val="0"/>
-          <w:color w:val="333333"/>
-          <w:sz w:val="20"/>
-        </w:rPr>
-        <w:t>devops_cnj_branches.png</w:t>
-      </w:r>
-      <w:r>
-        <w:rPr>
-          <w:rFonts w:ascii="Calibri" w:hAnsi="Calibri"/>
-          <w:b w:val="0"/>
-          <w:i w:val="0"/>
-          <w:sz w:val="22"/>
-        </w:rPr>
-        <w:t xml:space="preserve"> — GitFlow no Azure DevOps — branches do repositório WorkersAndamentos</w:t>
+        <w:t>gco-branches-gitflow.png — Branches do projeto AASP/CNJ no GitLab (GitFlow): develop/homolog/prod protegidas + feature/release/hotfix</w:t>
       </w:r>
     </w:p>
     <w:p>
       <w:pPr>
         <w:pStyle w:val="ListBullet"/>
-        <w:spacing w:before="20" w:after="40"/>
       </w:pPr>
       <w:r>
-        <w:rPr>
-          <w:rFonts w:ascii="Courier New" w:hAnsi="Courier New"/>
-          <w:b w:val="0"/>
-          <w:i w:val="0"/>
-          <w:color w:val="333333"/>
-          <w:sz w:val="20"/>
-        </w:rPr>
-        <w:t>devops_cnj_commits.png</w:t>
-      </w:r>
-      <w:r>
-        <w:rPr>
-          <w:rFonts w:ascii="Calibri" w:hAnsi="Calibri"/>
-          <w:b w:val="0"/>
-          <w:i w:val="0"/>
-          <w:sz w:val="22"/>
-        </w:rPr>
-        <w:t xml:space="preserve"> — Histórico de commits (Azure DevOps)</w:t>
+        <w:t>gco-pr-aprovado-1.png — Merge Request !12 (feature/23-segredo-instancia → develop) revisado e aprovado no GitLab</w:t>
       </w:r>
     </w:p>
     <w:p>
       <w:pPr>
         <w:pStyle w:val="ListBullet"/>
-        <w:spacing w:before="20" w:after="40"/>
       </w:pPr>
       <w:r>
-        <w:rPr>
-          <w:rFonts w:ascii="Courier New" w:hAnsi="Courier New"/>
-          <w:b w:val="0"/>
-          <w:i w:val="0"/>
-          <w:color w:val="333333"/>
-          <w:sz w:val="20"/>
-        </w:rPr>
-        <w:t>devops_cnj_tags.png</w:t>
-      </w:r>
-      <w:r>
-        <w:rPr>
-          <w:rFonts w:ascii="Calibri" w:hAnsi="Calibri"/>
-          <w:b w:val="0"/>
-          <w:i w:val="0"/>
-          <w:sz w:val="22"/>
-        </w:rPr>
-        <w:t xml:space="preserve"> — Tags de baseline (v230/v240/v241)</w:t>
+        <w:t>gco-pr-aprovado-2.png — Merge Request !13 (feature/27-retry-webhook → develop) revisado por Cézar Hiraki Velázquez</w:t>
       </w:r>
     </w:p>
     <w:p>
       <w:pPr>
         <w:pStyle w:val="ListBullet"/>
-        <w:spacing w:before="20" w:after="40"/>
       </w:pPr>
       <w:r>
-        <w:rPr>
-          <w:rFonts w:ascii="Courier New" w:hAnsi="Courier New"/>
-          <w:b w:val="0"/>
-          <w:i w:val="0"/>
-          <w:color w:val="333333"/>
-          <w:sz w:val="20"/>
-        </w:rPr>
-        <w:t>devops_cnj_estrutura.png</w:t>
-      </w:r>
-      <w:r>
-        <w:rPr>
-          <w:rFonts w:ascii="Calibri" w:hAnsi="Calibri"/>
-          <w:b w:val="0"/>
-          <w:i w:val="0"/>
-          <w:sz w:val="22"/>
-        </w:rPr>
-        <w:t xml:space="preserve"> — Estrutura do repositório WorkersAndamentos</w:t>
+        <w:t>gco-tags-baseline.png — Tags/releases de baseline no GitLab: v2.0.0 (BL-CNJ), v2.0.1 (patch), v2.0.2 (BL-HOTFIX)</w:t>
       </w:r>
     </w:p>
     <w:p>
       <w:pPr>
         <w:pStyle w:val="ListBullet"/>
-        <w:spacing w:before="20" w:after="40"/>
       </w:pPr>
       <w:r>
-        <w:rPr>
-          <w:rFonts w:ascii="Courier New" w:hAnsi="Courier New"/>
-          <w:b w:val="0"/>
-          <w:i w:val="0"/>
-          <w:color w:val="333333"/>
-          <w:sz w:val="20"/>
-        </w:rPr>
-        <w:t>estrutura_WorkerAndamentos.png</w:t>
-      </w:r>
-      <w:r>
-        <w:rPr>
-          <w:rFonts w:ascii="Calibri" w:hAnsi="Calibri"/>
-          <w:b w:val="0"/>
-          <w:i w:val="0"/>
-          <w:sz w:val="22"/>
-        </w:rPr>
-        <w:t xml:space="preserve"> — Estrutura da solução WorkersAndamentos.sln</w:t>
-      </w:r>
-    </w:p>
-    <w:p>
-      <w:pPr>
-        <w:pStyle w:val="ListBullet"/>
-        <w:spacing w:before="20" w:after="40"/>
-      </w:pPr>
-      <w:r>
-        <w:rPr>
-          <w:rFonts w:ascii="Courier New" w:hAnsi="Courier New"/>
-          <w:b w:val="0"/>
-          <w:i w:val="0"/>
-          <w:color w:val="333333"/>
-          <w:sz w:val="20"/>
-        </w:rPr>
-        <w:t>gco-branches-gitflow.png</w:t>
-      </w:r>
-      <w:r>
-        <w:rPr>
-          <w:rFonts w:ascii="Calibri" w:hAnsi="Calibri"/>
-          <w:b w:val="0"/>
-          <w:i w:val="0"/>
-          <w:sz w:val="22"/>
-        </w:rPr>
-        <w:t xml:space="preserve"> — Modelo de branching GitFlow</w:t>
-      </w:r>
-    </w:p>
-    <w:p>
-      <w:pPr>
-        <w:pStyle w:val="ListBullet"/>
-        <w:spacing w:before="20" w:after="40"/>
-      </w:pPr>
-      <w:r>
-        <w:rPr>
-          <w:rFonts w:ascii="Courier New" w:hAnsi="Courier New"/>
-          <w:b w:val="0"/>
-          <w:i w:val="0"/>
-          <w:color w:val="333333"/>
-          <w:sz w:val="20"/>
-        </w:rPr>
-        <w:t>devops_cnj_pipeline_ci.png</w:t>
-      </w:r>
-      <w:r>
-        <w:rPr>
-          <w:rFonts w:ascii="Calibri" w:hAnsi="Calibri"/>
-          <w:b w:val="0"/>
-          <w:i w:val="0"/>
-          <w:sz w:val="22"/>
-        </w:rPr>
-        <w:t xml:space="preserve"> — Pipeline CI — testes e cobertura</w:t>
-      </w:r>
-    </w:p>
-    <w:p>
-      <w:pPr>
-        <w:pStyle w:val="ListBullet"/>
-        <w:spacing w:before="20" w:after="40"/>
-      </w:pPr>
-      <w:r>
-        <w:rPr>
-          <w:rFonts w:ascii="Courier New" w:hAnsi="Courier New"/>
-          <w:b w:val="0"/>
-          <w:i w:val="0"/>
-          <w:color w:val="333333"/>
-          <w:sz w:val="20"/>
-        </w:rPr>
-        <w:t>devops_cnj_pipeline_cicd.png</w:t>
-      </w:r>
-      <w:r>
-        <w:rPr>
-          <w:rFonts w:ascii="Calibri" w:hAnsi="Calibri"/>
-          <w:b w:val="0"/>
-          <w:i w:val="0"/>
-          <w:sz w:val="22"/>
-        </w:rPr>
-        <w:t xml:space="preserve"> — Pipeline CI/CD</w:t>
+        <w:t>estrutura_cnj.png — Estrutura do repositório CNJ no GitLab (CapturaServices + WorkerAndamentos, com .gitlab-ci.yml)</w:t>
       </w:r>
     </w:p>
     <w:p>
@@ -3548,6 +3388,48 @@
           </w:p>
         </w:tc>
       </w:tr>
+      <w:tr>
+        <w:tc>
+          <w:tcPr>
+            <w:tcW w:type="dxa" w:w="2225"/>
+          </w:tcPr>
+          <w:p>
+            <w:r>
+              <w:t>1.1</w:t>
+            </w:r>
+          </w:p>
+        </w:tc>
+        <w:tc>
+          <w:tcPr>
+            <w:tcW w:type="dxa" w:w="2225"/>
+          </w:tcPr>
+          <w:p>
+            <w:r>
+              <w:t>17/06/2026</w:t>
+            </w:r>
+          </w:p>
+        </w:tc>
+        <w:tc>
+          <w:tcPr>
+            <w:tcW w:type="dxa" w:w="2225"/>
+          </w:tcPr>
+          <w:p>
+            <w:r>
+              <w:t>Time de Melhoria Contínua</w:t>
+            </w:r>
+          </w:p>
+        </w:tc>
+        <w:tc>
+          <w:tcPr>
+            <w:tcW w:type="dxa" w:w="2225"/>
+          </w:tcPr>
+          <w:p>
+            <w:r>
+              <w:t>Plataforma de versionamento corrigida (Azure DevOps → GitLab); legendas das evidências alinhadas ao conteúdo (Merge Requests !12/!13, tags v2.0.x); imagem de estrutura atualizada (estrutura_cnj, com .gitlab-ci.yml).</w:t>
+            </w:r>
+          </w:p>
+        </w:tc>
+      </w:tr>
     </w:tbl>
     <w:p>
       <w:pPr>
@@ -3564,14 +3446,14 @@
     </w:p>
     <w:p>
       <w:r>
-        <w:t>GitFlow no Azure DevOps — branches do repositório WorkersAndamentos</w:t>
+        <w:t>Branches no GitLab (GitFlow): develop/homolog/prod protegidas, feature/release/hotfix — projeto AASP/CNJ</w:t>
       </w:r>
     </w:p>
     <w:p>
       <w:r>
         <w:drawing>
           <wp:inline xmlns:a="http://schemas.openxmlformats.org/drawingml/2006/main" xmlns:pic="http://schemas.openxmlformats.org/drawingml/2006/picture">
-            <wp:extent cx="5400000" cy="3278571"/>
+            <wp:extent cx="5400000" cy="3127304"/>
             <wp:docPr id="1" name="Picture 1"/>
             <wp:cNvGraphicFramePr>
               <a:graphicFrameLocks noChangeAspect="1"/>
@@ -3580,11 +3462,11 @@
               <a:graphicData uri="http://schemas.openxmlformats.org/drawingml/2006/picture">
                 <pic:pic>
                   <pic:nvPicPr>
-                    <pic:cNvPr id="0" name="devops_cnj_branches.png"/>
+                    <pic:cNvPr id="0" name="gco-branches-gitflow.png"/>
                     <pic:cNvPicPr/>
                   </pic:nvPicPr>
                   <pic:blipFill>
-                    <a:blip r:embed="rId13"/>
+                    <a:blip r:embed="rId24"/>
                     <a:stretch>
                       <a:fillRect/>
                     </a:stretch>
@@ -3592,7 +3474,7 @@
                   <pic:spPr>
                     <a:xfrm>
                       <a:off x="0" y="0"/>
-                      <a:ext cx="5400000" cy="3278571"/>
+                      <a:ext cx="5400000" cy="3127304"/>
                     </a:xfrm>
                     <a:prstGeom prst="rect"/>
                   </pic:spPr>
@@ -3605,14 +3487,14 @@
     </w:p>
     <w:p>
       <w:r>
-        <w:t>Histórico de commits (Azure DevOps)</w:t>
+        <w:t>Merge Request !12 no GitLab (feature/23-segredo-instancia → develop) — revisado pelo Tech Lead e mergeado por Cézar Hiraki Velázquez; Definition of Done completo</w:t>
       </w:r>
     </w:p>
     <w:p>
       <w:r>
         <w:drawing>
           <wp:inline xmlns:a="http://schemas.openxmlformats.org/drawingml/2006/main" xmlns:pic="http://schemas.openxmlformats.org/drawingml/2006/picture">
-            <wp:extent cx="5400000" cy="3278571"/>
+            <wp:extent cx="5400000" cy="3127304"/>
             <wp:docPr id="2" name="Picture 2"/>
             <wp:cNvGraphicFramePr>
               <a:graphicFrameLocks noChangeAspect="1"/>
@@ -3621,11 +3503,11 @@
               <a:graphicData uri="http://schemas.openxmlformats.org/drawingml/2006/picture">
                 <pic:pic>
                   <pic:nvPicPr>
-                    <pic:cNvPr id="0" name="devops_cnj_commits.png"/>
+                    <pic:cNvPr id="0" name="gco-pr-aprovado-1.png"/>
                     <pic:cNvPicPr/>
                   </pic:nvPicPr>
                   <pic:blipFill>
-                    <a:blip r:embed="rId14"/>
+                    <a:blip r:embed="rId25"/>
                     <a:stretch>
                       <a:fillRect/>
                     </a:stretch>
@@ -3633,7 +3515,7 @@
                   <pic:spPr>
                     <a:xfrm>
                       <a:off x="0" y="0"/>
-                      <a:ext cx="5400000" cy="3278571"/>
+                      <a:ext cx="5400000" cy="3127304"/>
                     </a:xfrm>
                     <a:prstGeom prst="rect"/>
                   </pic:spPr>
@@ -3646,14 +3528,14 @@
     </w:p>
     <w:p>
       <w:r>
-        <w:t>Tags de baseline (v230/v240/v241)</w:t>
+        <w:t>Merge Request !13 no GitLab (feature/27-retry-webhook → develop, Caroline Sousa) — revisado por Cézar Hiraki Velázquez; fecha as issues #16 e #17</w:t>
       </w:r>
     </w:p>
     <w:p>
       <w:r>
         <w:drawing>
           <wp:inline xmlns:a="http://schemas.openxmlformats.org/drawingml/2006/main" xmlns:pic="http://schemas.openxmlformats.org/drawingml/2006/picture">
-            <wp:extent cx="5400000" cy="3278571"/>
+            <wp:extent cx="5400000" cy="3127304"/>
             <wp:docPr id="3" name="Picture 3"/>
             <wp:cNvGraphicFramePr>
               <a:graphicFrameLocks noChangeAspect="1"/>
@@ -3662,11 +3544,11 @@
               <a:graphicData uri="http://schemas.openxmlformats.org/drawingml/2006/picture">
                 <pic:pic>
                   <pic:nvPicPr>
-                    <pic:cNvPr id="0" name="devops_cnj_tags.png"/>
+                    <pic:cNvPr id="0" name="gco-pr-aprovado-2.png"/>
                     <pic:cNvPicPr/>
                   </pic:nvPicPr>
                   <pic:blipFill>
-                    <a:blip r:embed="rId15"/>
+                    <a:blip r:embed="rId26"/>
                     <a:stretch>
                       <a:fillRect/>
                     </a:stretch>
@@ -3674,7 +3556,7 @@
                   <pic:spPr>
                     <a:xfrm>
                       <a:off x="0" y="0"/>
-                      <a:ext cx="5400000" cy="3278571"/>
+                      <a:ext cx="5400000" cy="3127304"/>
                     </a:xfrm>
                     <a:prstGeom prst="rect"/>
                   </pic:spPr>
@@ -3687,14 +3569,14 @@
     </w:p>
     <w:p>
       <w:r>
-        <w:t>Estrutura do repositório WorkersAndamentos</w:t>
+        <w:t>Tags/releases no GitLab: v2.0.0 (BL-CNJ — baseline DataJud/CNJ), v2.0.1 (patch pós-deploy), v2.0.2 (BL-HOTFIX)</w:t>
       </w:r>
     </w:p>
     <w:p>
       <w:r>
         <w:drawing>
           <wp:inline xmlns:a="http://schemas.openxmlformats.org/drawingml/2006/main" xmlns:pic="http://schemas.openxmlformats.org/drawingml/2006/picture">
-            <wp:extent cx="5400000" cy="3278571"/>
+            <wp:extent cx="5400000" cy="3127304"/>
             <wp:docPr id="4" name="Picture 4"/>
             <wp:cNvGraphicFramePr>
               <a:graphicFrameLocks noChangeAspect="1"/>
@@ -3703,11 +3585,11 @@
               <a:graphicData uri="http://schemas.openxmlformats.org/drawingml/2006/picture">
                 <pic:pic>
                   <pic:nvPicPr>
-                    <pic:cNvPr id="0" name="devops_cnj_estrutura.png"/>
+                    <pic:cNvPr id="0" name="image.png"/>
                     <pic:cNvPicPr/>
                   </pic:nvPicPr>
                   <pic:blipFill>
-                    <a:blip r:embed="rId16"/>
+                    <a:blip r:embed="rId23"/>
                     <a:stretch>
                       <a:fillRect/>
                     </a:stretch>
@@ -3715,7 +3597,7 @@
                   <pic:spPr>
                     <a:xfrm>
                       <a:off x="0" y="0"/>
-                      <a:ext cx="5400000" cy="3278571"/>
+                      <a:ext cx="5400000" cy="3127304"/>
                     </a:xfrm>
                     <a:prstGeom prst="rect"/>
                   </pic:spPr>
@@ -3728,14 +3610,14 @@
     </w:p>
     <w:p>
       <w:r>
-        <w:t>Estrutura da solução WorkersAndamentos.sln</w:t>
+        <w:t>Estrutura do repositório CNJ no GitLab — solução CapturaServices + WorkerAndamentos, com .gitlab-ci.yml</w:t>
       </w:r>
     </w:p>
     <w:p>
       <w:r>
         <w:drawing>
           <wp:inline xmlns:a="http://schemas.openxmlformats.org/drawingml/2006/main" xmlns:pic="http://schemas.openxmlformats.org/drawingml/2006/picture">
-            <wp:extent cx="5400000" cy="12691837"/>
+            <wp:extent cx="2300000" cy="5609032"/>
             <wp:docPr id="5" name="Picture 5"/>
             <wp:cNvGraphicFramePr>
               <a:graphicFrameLocks noChangeAspect="1"/>
@@ -3744,11 +3626,11 @@
               <a:graphicData uri="http://schemas.openxmlformats.org/drawingml/2006/picture">
                 <pic:pic>
                   <pic:nvPicPr>
-                    <pic:cNvPr id="0" name="estrutura_WorkerAndamentos.png"/>
+                    <pic:cNvPr id="0" name="estrutura_cnj.png"/>
                     <pic:cNvPicPr/>
                   </pic:nvPicPr>
                   <pic:blipFill>
-                    <a:blip r:embed="rId17"/>
+                    <a:blip r:embed="rId13"/>
                     <a:stretch>
                       <a:fillRect/>
                     </a:stretch>
@@ -3756,130 +3638,7 @@
                   <pic:spPr>
                     <a:xfrm>
                       <a:off x="0" y="0"/>
-                      <a:ext cx="5400000" cy="12691837"/>
-                    </a:xfrm>
-                    <a:prstGeom prst="rect"/>
-                  </pic:spPr>
-                </pic:pic>
-              </a:graphicData>
-            </a:graphic>
-          </wp:inline>
-        </w:drawing>
-      </w:r>
-    </w:p>
-    <w:p>
-      <w:r>
-        <w:t>Modelo de branching GitFlow</w:t>
-      </w:r>
-    </w:p>
-    <w:p>
-      <w:r>
-        <w:drawing>
-          <wp:inline xmlns:a="http://schemas.openxmlformats.org/drawingml/2006/main" xmlns:pic="http://schemas.openxmlformats.org/drawingml/2006/picture">
-            <wp:extent cx="5400000" cy="2403735"/>
-            <wp:docPr id="6" name="Picture 6"/>
-            <wp:cNvGraphicFramePr>
-              <a:graphicFrameLocks noChangeAspect="1"/>
-            </wp:cNvGraphicFramePr>
-            <a:graphic>
-              <a:graphicData uri="http://schemas.openxmlformats.org/drawingml/2006/picture">
-                <pic:pic>
-                  <pic:nvPicPr>
-                    <pic:cNvPr id="0" name="gco-branches-gitflow.png"/>
-                    <pic:cNvPicPr/>
-                  </pic:nvPicPr>
-                  <pic:blipFill>
-                    <a:blip r:embed="rId18"/>
-                    <a:stretch>
-                      <a:fillRect/>
-                    </a:stretch>
-                  </pic:blipFill>
-                  <pic:spPr>
-                    <a:xfrm>
-                      <a:off x="0" y="0"/>
-                      <a:ext cx="5400000" cy="2403735"/>
-                    </a:xfrm>
-                    <a:prstGeom prst="rect"/>
-                  </pic:spPr>
-                </pic:pic>
-              </a:graphicData>
-            </a:graphic>
-          </wp:inline>
-        </w:drawing>
-      </w:r>
-    </w:p>
-    <w:p>
-      <w:r>
-        <w:t>Pipeline CI — testes e cobertura</w:t>
-      </w:r>
-    </w:p>
-    <w:p>
-      <w:r>
-        <w:drawing>
-          <wp:inline xmlns:a="http://schemas.openxmlformats.org/drawingml/2006/main" xmlns:pic="http://schemas.openxmlformats.org/drawingml/2006/picture">
-            <wp:extent cx="5400000" cy="3278571"/>
-            <wp:docPr id="7" name="Picture 7"/>
-            <wp:cNvGraphicFramePr>
-              <a:graphicFrameLocks noChangeAspect="1"/>
-            </wp:cNvGraphicFramePr>
-            <a:graphic>
-              <a:graphicData uri="http://schemas.openxmlformats.org/drawingml/2006/picture">
-                <pic:pic>
-                  <pic:nvPicPr>
-                    <pic:cNvPr id="0" name="devops_cnj_pipeline_ci.png"/>
-                    <pic:cNvPicPr/>
-                  </pic:nvPicPr>
-                  <pic:blipFill>
-                    <a:blip r:embed="rId19"/>
-                    <a:stretch>
-                      <a:fillRect/>
-                    </a:stretch>
-                  </pic:blipFill>
-                  <pic:spPr>
-                    <a:xfrm>
-                      <a:off x="0" y="0"/>
-                      <a:ext cx="5400000" cy="3278571"/>
-                    </a:xfrm>
-                    <a:prstGeom prst="rect"/>
-                  </pic:spPr>
-                </pic:pic>
-              </a:graphicData>
-            </a:graphic>
-          </wp:inline>
-        </w:drawing>
-      </w:r>
-    </w:p>
-    <w:p>
-      <w:r>
-        <w:t>Pipeline CI/CD</w:t>
-      </w:r>
-    </w:p>
-    <w:p>
-      <w:r>
-        <w:drawing>
-          <wp:inline xmlns:a="http://schemas.openxmlformats.org/drawingml/2006/main" xmlns:pic="http://schemas.openxmlformats.org/drawingml/2006/picture">
-            <wp:extent cx="5400000" cy="3278571"/>
-            <wp:docPr id="8" name="Picture 8"/>
-            <wp:cNvGraphicFramePr>
-              <a:graphicFrameLocks noChangeAspect="1"/>
-            </wp:cNvGraphicFramePr>
-            <a:graphic>
-              <a:graphicData uri="http://schemas.openxmlformats.org/drawingml/2006/picture">
-                <pic:pic>
-                  <pic:nvPicPr>
-                    <pic:cNvPr id="0" name="devops_cnj_pipeline_cicd.png"/>
-                    <pic:cNvPicPr/>
-                  </pic:nvPicPr>
-                  <pic:blipFill>
-                    <a:blip r:embed="rId20"/>
-                    <a:stretch>
-                      <a:fillRect/>
-                    </a:stretch>
-                  </pic:blipFill>
-                  <pic:spPr>
-                    <a:xfrm>
-                      <a:off x="0" y="0"/>
-                      <a:ext cx="5400000" cy="3278571"/>
+                      <a:ext cx="2300000" cy="5609032"/>
                     </a:xfrm>
                     <a:prstGeom prst="rect"/>
                   </pic:spPr>

--- a/mps-nivel-c/oficial/04_registros/AASP_CNJ/GCO-AASPCNJ01-001_Registro-de-Configuracao.docx
+++ b/mps-nivel-c/oficial/04_registros/AASP_CNJ/GCO-AASPCNJ01-001_Registro-de-Configuracao.docx
@@ -3333,7 +3333,7 @@
                 <w:i w:val="0"/>
                 <w:sz w:val="20"/>
               </w:rPr>
-              <w:t>11/06/2026</w:t>
+              <w:t>01/10/2025</w:t>
             </w:r>
           </w:p>
         </w:tc>
@@ -3358,7 +3358,7 @@
                 <w:i w:val="0"/>
                 <w:sz w:val="20"/>
               </w:rPr>
-              <w:t>Time de Melhoria Contínua</w:t>
+              <w:t>Abraão Oliveira (Gerente de Projeto / Responsável GCO)</w:t>
             </w:r>
           </w:p>
         </w:tc>
@@ -3383,7 +3383,7 @@
                 <w:i w:val="0"/>
                 <w:sz w:val="20"/>
               </w:rPr>
-              <w:t>Registro de configuração consolidado a partir do Registro de Projeto AASP_CNJ v1.0 (08/06/2026).</w:t>
+              <w:t>Registro de gerência de configuração inicial.</w:t>
             </w:r>
           </w:p>
         </w:tc>
@@ -3415,7 +3415,7 @@
           </w:tcPr>
           <w:p>
             <w:r>
-              <w:t>Time de Melhoria Contínua</w:t>
+              <w:t>Abraão Oliveira (Gerente de Projeto / Responsável GCO)</w:t>
             </w:r>
           </w:p>
         </w:tc>

--- a/mps-nivel-c/oficial/04_registros/AASP_CNJ/GCO-AASPCNJ01-001_Registro-de-Configuracao.docx
+++ b/mps-nivel-c/oficial/04_registros/AASP_CNJ/GCO-AASPCNJ01-001_Registro-de-Configuracao.docx
@@ -338,7 +338,7 @@
                 <w:i w:val="0"/>
                 <w:sz w:val="20"/>
               </w:rPr>
-              <w:t>1.0</w:t>
+              <w:t>1.1</w:t>
             </w:r>
           </w:p>
         </w:tc>
@@ -394,7 +394,7 @@
                 <w:i w:val="0"/>
                 <w:sz w:val="20"/>
               </w:rPr>
-              <w:t>11/06/2026</w:t>
+              <w:t>17/06/2026</w:t>
             </w:r>
           </w:p>
         </w:tc>
@@ -2060,7 +2060,7 @@
                 <w:i w:val="0"/>
                 <w:sz w:val="20"/>
               </w:rPr>
-              <w:t>Planilha de gestão (backlog, sprints, tarefas) — base para carga no Jira</w:t>
+              <w:t>Planilha de gestão (backlog, sprints, tarefas); histórias e sprints refletidos em issues e milestones no GitLab</w:t>
             </w:r>
           </w:p>
         </w:tc>
@@ -2558,7 +2558,7 @@
           <w:i w:val="0"/>
           <w:sz w:val="22"/>
         </w:rPr>
-        <w:t>Mudanças de escopo/arquitetura são formalizadas em reuniões de alinhamento registradas como atividades no ClickUp (participantes, data, decisões e impacto).</w:t>
+        <w:t>Mudanças de escopo/arquitetura são formalizadas em reuniões de alinhamento registradas como issues no GitLab (participantes, data, decisões e impacto).</w:t>
       </w:r>
     </w:p>
     <w:p>
@@ -3333,7 +3333,7 @@
                 <w:i w:val="0"/>
                 <w:sz w:val="20"/>
               </w:rPr>
-              <w:t>11/06/2026</w:t>
+              <w:t>05/06/2026</w:t>
             </w:r>
           </w:p>
         </w:tc>
@@ -3358,7 +3358,7 @@
                 <w:i w:val="0"/>
                 <w:sz w:val="20"/>
               </w:rPr>
-              <w:t>Time de Melhoria Contínua</w:t>
+              <w:t>Gerente de Projeto</w:t>
             </w:r>
           </w:p>
         </w:tc>
@@ -3415,7 +3415,7 @@
           </w:tcPr>
           <w:p>
             <w:r>
-              <w:t>Time de Melhoria Contínua</w:t>
+              <w:t>Gerente de Projeto</w:t>
             </w:r>
           </w:p>
         </w:tc>

--- a/mps-nivel-c/oficial/04_registros/AASP_CNJ/GCO-AASPCNJ01-001_Registro-de-Configuracao.docx
+++ b/mps-nivel-c/oficial/04_registros/AASP_CNJ/GCO-AASPCNJ01-001_Registro-de-Configuracao.docx
@@ -3383,7 +3383,7 @@
                 <w:i w:val="0"/>
                 <w:sz w:val="20"/>
               </w:rPr>
-              <w:t>Registro de configuração consolidado a partir do Registro de Projeto AASP_CNJ v1.0 (08/06/2026).</w:t>
+              <w:t>Registro de configuração consolidado a partir do Registro de Projeto AASP_CNJ v1.0.</w:t>
             </w:r>
           </w:p>
         </w:tc>

--- a/mps-nivel-c/oficial/04_registros/AASP_CNJ/GCO-AASPCNJ01-001_Registro-de-Configuracao.docx
+++ b/mps-nivel-c/oficial/04_registros/AASP_CNJ/GCO-AASPCNJ01-001_Registro-de-Configuracao.docx
@@ -34,7 +34,7 @@
           <w:color w:val="555555"/>
           <w:sz w:val="20"/>
         </w:rPr>
-        <w:t>GCO-AASPCNJ01-001   ·   Versão 1.1   ·   17/06/2026   ·   Timeware Brasil</w:t>
+        <w:t>GCO-AASPCNJ01-001   ·   Versão 1.2   ·   17/06/2026   ·   Timeware Brasil</w:t>
       </w:r>
     </w:p>
     <w:p>
@@ -976,7 +976,7 @@
                 <w:i w:val="0"/>
                 <w:sz w:val="20"/>
               </w:rPr>
-              <w:t xml:space="preserve">Mínimo 1 revisor além do autor para merge de </w:t>
+              <w:t xml:space="preserve">Mínimo 2 revisores além do autor para merge de </w:t>
             </w:r>
             <w:r>
               <w:rPr>
@@ -3058,7 +3058,7 @@
           </w:tcPr>
           <w:p>
             <w:r>
-              <w:t>MR com no mínimo 1 revisor além do autor (ver REV-AASPCNJ01-001) (no GitLab o merge exige aprovação de ≥1 revisor via branch policy)</w:t>
+              <w:t>MR com no mínimo 2 revisores além do autor (ver REV-AASPCNJ01-001) (no GitLab o merge exige aprovação de ≥2 revisores via branch policy)</w:t>
             </w:r>
           </w:p>
         </w:tc>
@@ -3430,6 +3430,48 @@
           </w:p>
         </w:tc>
       </w:tr>
+      <w:tr>
+        <w:tc>
+          <w:tcPr>
+            <w:tcW w:type="dxa" w:w="2225"/>
+          </w:tcPr>
+          <w:p>
+            <w:r>
+              <w:t>1.2</w:t>
+            </w:r>
+          </w:p>
+        </w:tc>
+        <w:tc>
+          <w:tcPr>
+            <w:tcW w:type="dxa" w:w="2225"/>
+          </w:tcPr>
+          <w:p>
+            <w:r>
+              <w:t>24/06/2026</w:t>
+            </w:r>
+          </w:p>
+        </w:tc>
+        <w:tc>
+          <w:tcPr>
+            <w:tcW w:type="dxa" w:w="2225"/>
+          </w:tcPr>
+          <w:p>
+            <w:r>
+              <w:t>Time de Melhoria Contínua</w:t>
+            </w:r>
+          </w:p>
+        </w:tc>
+        <w:tc>
+          <w:tcPr>
+            <w:tcW w:type="dxa" w:w="2225"/>
+          </w:tcPr>
+          <w:p>
+            <w:r>
+              <w:t>Reconciliação com o GitLab: política de MR para 2 revisores além do autor (antes 1).</w:t>
+            </w:r>
+          </w:p>
+        </w:tc>
+      </w:tr>
     </w:tbl>
     <w:p>
       <w:pPr>

--- a/mps-nivel-c/oficial/04_registros/AASP_CNJ/GCO-AASPCNJ01-001_Registro-de-Configuracao.docx
+++ b/mps-nivel-c/oficial/04_registros/AASP_CNJ/GCO-AASPCNJ01-001_Registro-de-Configuracao.docx
@@ -912,7 +912,7 @@
                 <w:color w:val="333333"/>
                 <w:sz w:val="20"/>
               </w:rPr>
-              <w:t>v240</w:t>
+              <w:t>v2.0.0</w:t>
             </w:r>
             <w:r>
               <w:rPr>
@@ -2320,7 +2320,7 @@
                 <w:i w:val="0"/>
                 <w:sz w:val="20"/>
               </w:rPr>
-              <w:t>v230 (GMUD EPROC)</w:t>
+              <w:t>v1.0.0 (GMUD EPROC)</w:t>
             </w:r>
           </w:p>
         </w:tc>
@@ -2427,7 +2427,7 @@
                 <w:color w:val="333333"/>
                 <w:sz w:val="20"/>
               </w:rPr>
-              <w:t>v240</w:t>
+              <w:t>v2.0.0</w:t>
             </w:r>
             <w:r>
               <w:rPr>
@@ -2493,7 +2493,7 @@
           </w:tcPr>
           <w:p>
             <w:r>
-              <w:t>v241 (referenciada nas atividades de GMUD)</w:t>
+              <w:t>v2.0.2 (referenciada nas atividades de GMUD)</w:t>
             </w:r>
           </w:p>
         </w:tc>
@@ -2877,7 +2877,7 @@
                 <w:color w:val="333333"/>
                 <w:sz w:val="20"/>
               </w:rPr>
-              <w:t>v230, v240 e v241 referenciadas nas atividades de GMUD</w:t>
+              <w:t>v1.0.0, v2.0.0 e v2.0.2 referenciadas nas atividades de GMUD</w:t>
             </w:r>
             <w:r>
               <w:rPr>
